--- a/аналитика/6 Логистическая регрессия.docx
+++ b/аналитика/6 Логистическая регрессия.docx
@@ -692,16 +692,6 @@
         </w:rPr>
         <w:t xml:space="preserve"> метрики качества</w:t>
       </w:r>
-      <w:r>
-        <w:rPr>
-          <w:rFonts w:cs="Times New Roman"/>
-          <w:b/>
-          <w:sz w:val="26"/>
-          <w:szCs w:val="26"/>
-          <w:u w:val="single"/>
-        </w:rPr>
-        <w:t>, визуализация</w:t>
-      </w:r>
     </w:p>
     <w:p>
       <w:pPr>
@@ -714,62 +704,137 @@
         <w:ind w:left="0" w:firstLine="709"/>
         <w:jc w:val="both"/>
         <w:rPr>
-          <w:rFonts w:ascii="Times New Roman" w:hAnsi="Times New Roman" w:cs="Times New Roman"/>
-          <w:sz w:val="26"/>
-          <w:szCs w:val="26"/>
-        </w:rPr>
-      </w:pPr>
-      <w:r>
-        <w:rPr>
-          <w:rFonts w:ascii="Times New Roman" w:hAnsi="Times New Roman" w:cs="Times New Roman"/>
-          <w:sz w:val="26"/>
-          <w:szCs w:val="26"/>
-        </w:rPr>
-        <w:t xml:space="preserve">Используя </w:t>
+          <w:rFonts w:cs="Times New Roman"/>
+          <w:sz w:val="26"/>
+          <w:szCs w:val="26"/>
+          <w:lang w:val="en-US"/>
+        </w:rPr>
+      </w:pPr>
+      <w:r>
+        <w:rPr>
+          <w:rFonts w:ascii="Times New Roman" w:hAnsi="Times New Roman" w:cs="Times New Roman"/>
+          <w:bCs/>
+          <w:sz w:val="26"/>
+          <w:szCs w:val="26"/>
+        </w:rPr>
+        <w:t xml:space="preserve">Проверьте, повлияет ли параметр </w:t>
+      </w:r>
+      <w:r>
+        <w:rPr>
+          <w:rFonts w:ascii="Times New Roman" w:hAnsi="Times New Roman" w:cs="Times New Roman"/>
+          <w:bCs/>
+          <w:sz w:val="26"/>
+          <w:szCs w:val="26"/>
+          <w:lang w:val="en-US"/>
+        </w:rPr>
+        <w:t>penalty</w:t>
+      </w:r>
+      <w:r>
+        <w:rPr>
+          <w:rFonts w:ascii="Times New Roman" w:hAnsi="Times New Roman" w:cs="Times New Roman"/>
+          <w:bCs/>
+          <w:sz w:val="26"/>
+          <w:szCs w:val="26"/>
+        </w:rPr>
+        <w:t xml:space="preserve"> на точность модели. Обучите</w:t>
+      </w:r>
+      <w:r>
+        <w:rPr>
+          <w:rFonts w:ascii="Times New Roman" w:hAnsi="Times New Roman" w:cs="Times New Roman"/>
+          <w:bCs/>
+          <w:sz w:val="26"/>
+          <w:szCs w:val="26"/>
+          <w:lang w:val="en-US"/>
+        </w:rPr>
+        <w:t xml:space="preserve"> </w:t>
       </w:r>
       <w:proofErr w:type="spellStart"/>
       <w:r>
         <w:rPr>
           <w:rFonts w:ascii="Times New Roman" w:hAnsi="Times New Roman" w:cs="Times New Roman"/>
-          <w:sz w:val="26"/>
-          <w:szCs w:val="26"/>
-        </w:rPr>
-        <w:t>датасет</w:t>
+          <w:bCs/>
+          <w:sz w:val="26"/>
+          <w:szCs w:val="26"/>
+          <w:lang w:val="en-US"/>
+        </w:rPr>
+        <w:t>LogisticRegression</w:t>
       </w:r>
       <w:proofErr w:type="spellEnd"/>
       <w:r>
         <w:rPr>
           <w:rFonts w:ascii="Times New Roman" w:hAnsi="Times New Roman" w:cs="Times New Roman"/>
-          <w:sz w:val="26"/>
-          <w:szCs w:val="26"/>
-        </w:rPr>
-        <w:t xml:space="preserve"> ирисов, п</w:t>
-      </w:r>
-      <w:r>
-        <w:rPr>
-          <w:rFonts w:ascii="Times New Roman" w:hAnsi="Times New Roman" w:cs="Times New Roman"/>
-          <w:sz w:val="26"/>
-          <w:szCs w:val="26"/>
-        </w:rPr>
-        <w:t xml:space="preserve">остройте распределения и, используя график, скажите, у какого (каких) параметра наибольший размах значений (используйте </w:t>
-      </w:r>
-      <w:proofErr w:type="spellStart"/>
-      <w:r>
-        <w:rPr>
-          <w:rFonts w:ascii="Times New Roman" w:hAnsi="Times New Roman" w:cs="Times New Roman"/>
-          <w:sz w:val="26"/>
-          <w:szCs w:val="26"/>
-        </w:rPr>
-        <w:t>kdeplot</w:t>
-      </w:r>
-      <w:proofErr w:type="spellEnd"/>
-      <w:r>
-        <w:rPr>
-          <w:rFonts w:ascii="Times New Roman" w:hAnsi="Times New Roman" w:cs="Times New Roman"/>
-          <w:sz w:val="26"/>
-          <w:szCs w:val="26"/>
-        </w:rPr>
-        <w:t>).</w:t>
+          <w:bCs/>
+          <w:sz w:val="26"/>
+          <w:szCs w:val="26"/>
+          <w:lang w:val="en-US"/>
+        </w:rPr>
+        <w:t xml:space="preserve"> </w:t>
+      </w:r>
+      <w:r>
+        <w:rPr>
+          <w:rFonts w:ascii="Times New Roman" w:hAnsi="Times New Roman" w:cs="Times New Roman"/>
+          <w:bCs/>
+          <w:sz w:val="26"/>
+          <w:szCs w:val="26"/>
+        </w:rPr>
+        <w:t>с</w:t>
+      </w:r>
+      <w:r>
+        <w:rPr>
+          <w:rFonts w:ascii="Times New Roman" w:hAnsi="Times New Roman" w:cs="Times New Roman"/>
+          <w:bCs/>
+          <w:sz w:val="26"/>
+          <w:szCs w:val="26"/>
+          <w:lang w:val="en-US"/>
+        </w:rPr>
+        <w:t xml:space="preserve"> </w:t>
+      </w:r>
+      <w:r>
+        <w:rPr>
+          <w:rFonts w:ascii="Times New Roman" w:hAnsi="Times New Roman" w:cs="Times New Roman"/>
+          <w:bCs/>
+          <w:sz w:val="26"/>
+          <w:szCs w:val="26"/>
+        </w:rPr>
+        <w:t>параметром</w:t>
+      </w:r>
+      <w:r>
+        <w:rPr>
+          <w:rFonts w:ascii="Times New Roman" w:hAnsi="Times New Roman" w:cs="Times New Roman"/>
+          <w:bCs/>
+          <w:sz w:val="26"/>
+          <w:szCs w:val="26"/>
+          <w:lang w:val="en-US"/>
+        </w:rPr>
+        <w:t xml:space="preserve"> penalty ‘l2’ </w:t>
+      </w:r>
+      <w:r>
+        <w:rPr>
+          <w:rFonts w:ascii="Times New Roman" w:hAnsi="Times New Roman" w:cs="Times New Roman"/>
+          <w:bCs/>
+          <w:sz w:val="26"/>
+          <w:szCs w:val="26"/>
+        </w:rPr>
+        <w:t>и</w:t>
+      </w:r>
+      <w:r>
+        <w:rPr>
+          <w:rFonts w:ascii="Times New Roman" w:hAnsi="Times New Roman" w:cs="Times New Roman"/>
+          <w:bCs/>
+          <w:sz w:val="26"/>
+          <w:szCs w:val="26"/>
+          <w:lang w:val="en-US"/>
+        </w:rPr>
+        <w:t xml:space="preserve"> None. </w:t>
+      </w:r>
+      <w:r>
+        <w:rPr>
+          <w:rFonts w:ascii="Times New Roman" w:hAnsi="Times New Roman" w:cs="Times New Roman"/>
+          <w:bCs/>
+          <w:sz w:val="26"/>
+          <w:szCs w:val="26"/>
+        </w:rPr>
+        <w:t>Выведите точность на тестовой выборке и сравните результаты.</w:t>
       </w:r>
     </w:p>
     <w:p>
@@ -786,17 +851,16 @@
           <w:rFonts w:cs="Times New Roman"/>
           <w:sz w:val="26"/>
           <w:szCs w:val="26"/>
-          <w:lang w:val="en-US"/>
-        </w:rPr>
-      </w:pPr>
-      <w:r>
-        <w:rPr>
-          <w:rFonts w:ascii="Times New Roman" w:hAnsi="Times New Roman" w:cs="Times New Roman"/>
-          <w:bCs/>
-          <w:sz w:val="26"/>
-          <w:szCs w:val="26"/>
-        </w:rPr>
-        <w:t xml:space="preserve">Проверьте, повлияет ли параметр </w:t>
+        </w:rPr>
+      </w:pPr>
+      <w:r>
+        <w:rPr>
+          <w:rFonts w:ascii="Times New Roman" w:hAnsi="Times New Roman" w:cs="Times New Roman"/>
+          <w:bCs/>
+          <w:sz w:val="26"/>
+          <w:szCs w:val="26"/>
+        </w:rPr>
+        <w:t xml:space="preserve">Обучив еще одну модель с лучшим значением </w:t>
       </w:r>
       <w:r>
         <w:rPr>
@@ -815,105 +879,100 @@
           <w:sz w:val="26"/>
           <w:szCs w:val="26"/>
         </w:rPr>
-        <w:t xml:space="preserve"> на точность модели. Обучите</w:t>
-      </w:r>
-      <w:r>
-        <w:rPr>
-          <w:rFonts w:ascii="Times New Roman" w:hAnsi="Times New Roman" w:cs="Times New Roman"/>
-          <w:bCs/>
-          <w:sz w:val="26"/>
-          <w:szCs w:val="26"/>
-          <w:lang w:val="en-US"/>
-        </w:rPr>
-        <w:t xml:space="preserve"> </w:t>
-      </w:r>
-      <w:proofErr w:type="spellStart"/>
-      <w:r>
-        <w:rPr>
-          <w:rFonts w:ascii="Times New Roman" w:hAnsi="Times New Roman" w:cs="Times New Roman"/>
-          <w:bCs/>
-          <w:sz w:val="26"/>
-          <w:szCs w:val="26"/>
-          <w:lang w:val="en-US"/>
-        </w:rPr>
-        <w:t>LogisticRegression</w:t>
-      </w:r>
-      <w:proofErr w:type="spellEnd"/>
-      <w:r>
-        <w:rPr>
-          <w:rFonts w:ascii="Times New Roman" w:hAnsi="Times New Roman" w:cs="Times New Roman"/>
-          <w:bCs/>
-          <w:sz w:val="26"/>
-          <w:szCs w:val="26"/>
-          <w:lang w:val="en-US"/>
-        </w:rPr>
-        <w:t xml:space="preserve"> </w:t>
-      </w:r>
-      <w:r>
-        <w:rPr>
-          <w:rFonts w:ascii="Times New Roman" w:hAnsi="Times New Roman" w:cs="Times New Roman"/>
-          <w:bCs/>
-          <w:sz w:val="26"/>
-          <w:szCs w:val="26"/>
-        </w:rPr>
-        <w:t>с</w:t>
-      </w:r>
-      <w:r>
-        <w:rPr>
-          <w:rFonts w:ascii="Times New Roman" w:hAnsi="Times New Roman" w:cs="Times New Roman"/>
-          <w:bCs/>
-          <w:sz w:val="26"/>
-          <w:szCs w:val="26"/>
-          <w:lang w:val="en-US"/>
-        </w:rPr>
-        <w:t xml:space="preserve"> </w:t>
-      </w:r>
-      <w:r>
-        <w:rPr>
-          <w:rFonts w:ascii="Times New Roman" w:hAnsi="Times New Roman" w:cs="Times New Roman"/>
-          <w:bCs/>
-          <w:sz w:val="26"/>
-          <w:szCs w:val="26"/>
-        </w:rPr>
-        <w:t>параметром</w:t>
-      </w:r>
-      <w:r>
-        <w:rPr>
-          <w:rFonts w:ascii="Times New Roman" w:hAnsi="Times New Roman" w:cs="Times New Roman"/>
-          <w:bCs/>
-          <w:sz w:val="26"/>
-          <w:szCs w:val="26"/>
-          <w:lang w:val="en-US"/>
-        </w:rPr>
-        <w:t xml:space="preserve"> penalty ‘l2’ </w:t>
-      </w:r>
-      <w:r>
-        <w:rPr>
-          <w:rFonts w:ascii="Times New Roman" w:hAnsi="Times New Roman" w:cs="Times New Roman"/>
-          <w:bCs/>
-          <w:sz w:val="26"/>
-          <w:szCs w:val="26"/>
-        </w:rPr>
-        <w:t>и</w:t>
-      </w:r>
-      <w:r>
-        <w:rPr>
-          <w:rFonts w:ascii="Times New Roman" w:hAnsi="Times New Roman" w:cs="Times New Roman"/>
-          <w:bCs/>
-          <w:sz w:val="26"/>
-          <w:szCs w:val="26"/>
-          <w:lang w:val="en-US"/>
-        </w:rPr>
-        <w:t xml:space="preserve"> None. </w:t>
-      </w:r>
-      <w:r>
-        <w:rPr>
-          <w:rFonts w:ascii="Times New Roman" w:hAnsi="Times New Roman" w:cs="Times New Roman"/>
-          <w:bCs/>
-          <w:sz w:val="26"/>
-          <w:szCs w:val="26"/>
-        </w:rPr>
-        <w:t>Выведите точность на тестовой выборке и сравните результаты.</w:t>
+        <w:t xml:space="preserve">, выведите </w:t>
+      </w:r>
+      <w:r>
+        <w:rPr>
+          <w:rFonts w:ascii="Times New Roman" w:hAnsi="Times New Roman" w:cs="Times New Roman"/>
+          <w:bCs/>
+          <w:sz w:val="26"/>
+          <w:szCs w:val="26"/>
+          <w:lang w:val="en-US"/>
+        </w:rPr>
+        <w:t>classification</w:t>
+      </w:r>
+      <w:r>
+        <w:rPr>
+          <w:rFonts w:ascii="Times New Roman" w:hAnsi="Times New Roman" w:cs="Times New Roman"/>
+          <w:bCs/>
+          <w:sz w:val="26"/>
+          <w:szCs w:val="26"/>
+        </w:rPr>
+        <w:t>_</w:t>
+      </w:r>
+      <w:r>
+        <w:rPr>
+          <w:rFonts w:ascii="Times New Roman" w:hAnsi="Times New Roman" w:cs="Times New Roman"/>
+          <w:bCs/>
+          <w:sz w:val="26"/>
+          <w:szCs w:val="26"/>
+          <w:lang w:val="en-US"/>
+        </w:rPr>
+        <w:t>report</w:t>
+      </w:r>
+      <w:r>
+        <w:rPr>
+          <w:rFonts w:ascii="Times New Roman" w:hAnsi="Times New Roman" w:cs="Times New Roman"/>
+          <w:bCs/>
+          <w:sz w:val="26"/>
+          <w:szCs w:val="26"/>
+        </w:rPr>
+        <w:t xml:space="preserve"> по предсказанной тестовой выборке. Сделайте вывод.</w:t>
+      </w:r>
+    </w:p>
+    <w:p>
+      <w:pPr>
+        <w:pStyle w:val="a5"/>
+        <w:spacing w:after="0" w:line="240" w:lineRule="auto"/>
+        <w:ind w:left="709"/>
+        <w:jc w:val="both"/>
+        <w:rPr>
+          <w:rFonts w:cs="Times New Roman"/>
+          <w:sz w:val="26"/>
+          <w:szCs w:val="26"/>
+        </w:rPr>
+      </w:pPr>
+    </w:p>
+    <w:p>
+      <w:pPr>
+        <w:jc w:val="center"/>
+        <w:rPr>
+          <w:rFonts w:cs="Times New Roman"/>
+          <w:b/>
+          <w:sz w:val="26"/>
+          <w:szCs w:val="26"/>
+          <w:u w:val="single"/>
+        </w:rPr>
+      </w:pPr>
+      <w:r>
+        <w:rPr>
+          <w:rFonts w:cs="Times New Roman"/>
+          <w:b/>
+          <w:sz w:val="26"/>
+          <w:szCs w:val="26"/>
+          <w:u w:val="single"/>
+        </w:rPr>
+        <w:t xml:space="preserve">Задание 3. </w:t>
+      </w:r>
+      <w:r>
+        <w:rPr>
+          <w:rFonts w:cs="Times New Roman"/>
+          <w:b/>
+          <w:sz w:val="26"/>
+          <w:szCs w:val="26"/>
+          <w:u w:val="single"/>
+        </w:rPr>
+        <w:t>Работа с реальными данными</w:t>
+      </w:r>
+      <w:r>
+        <w:rPr>
+          <w:rFonts w:cs="Times New Roman"/>
+          <w:b/>
+          <w:sz w:val="26"/>
+          <w:szCs w:val="26"/>
+          <w:u w:val="single"/>
+        </w:rPr>
+        <w:t>: Титаник</w:t>
       </w:r>
     </w:p>
     <w:p>
@@ -927,131 +986,69 @@
         <w:ind w:left="0" w:firstLine="709"/>
         <w:jc w:val="both"/>
         <w:rPr>
-          <w:rFonts w:cs="Times New Roman"/>
-          <w:sz w:val="26"/>
-          <w:szCs w:val="26"/>
-        </w:rPr>
-      </w:pPr>
-      <w:r>
-        <w:rPr>
-          <w:rFonts w:ascii="Times New Roman" w:hAnsi="Times New Roman" w:cs="Times New Roman"/>
-          <w:bCs/>
-          <w:sz w:val="26"/>
-          <w:szCs w:val="26"/>
-        </w:rPr>
-        <w:t xml:space="preserve">Обучив еще одну модель с лучшим значением </w:t>
-      </w:r>
-      <w:r>
-        <w:rPr>
-          <w:rFonts w:ascii="Times New Roman" w:hAnsi="Times New Roman" w:cs="Times New Roman"/>
-          <w:bCs/>
-          <w:sz w:val="26"/>
-          <w:szCs w:val="26"/>
-          <w:lang w:val="en-US"/>
-        </w:rPr>
-        <w:t>penalty</w:t>
-      </w:r>
-      <w:r>
-        <w:rPr>
-          <w:rFonts w:ascii="Times New Roman" w:hAnsi="Times New Roman" w:cs="Times New Roman"/>
-          <w:bCs/>
-          <w:sz w:val="26"/>
-          <w:szCs w:val="26"/>
-        </w:rPr>
-        <w:t xml:space="preserve">, выведите </w:t>
-      </w:r>
-      <w:r>
-        <w:rPr>
-          <w:rFonts w:ascii="Times New Roman" w:hAnsi="Times New Roman" w:cs="Times New Roman"/>
-          <w:bCs/>
-          <w:sz w:val="26"/>
-          <w:szCs w:val="26"/>
-          <w:lang w:val="en-US"/>
-        </w:rPr>
-        <w:t>classification</w:t>
-      </w:r>
-      <w:r>
-        <w:rPr>
-          <w:rFonts w:ascii="Times New Roman" w:hAnsi="Times New Roman" w:cs="Times New Roman"/>
-          <w:bCs/>
-          <w:sz w:val="26"/>
-          <w:szCs w:val="26"/>
-        </w:rPr>
-        <w:t>_</w:t>
-      </w:r>
-      <w:r>
-        <w:rPr>
-          <w:rFonts w:ascii="Times New Roman" w:hAnsi="Times New Roman" w:cs="Times New Roman"/>
-          <w:bCs/>
-          <w:sz w:val="26"/>
-          <w:szCs w:val="26"/>
-          <w:lang w:val="en-US"/>
-        </w:rPr>
-        <w:t>report</w:t>
-      </w:r>
-      <w:r>
-        <w:rPr>
-          <w:rFonts w:ascii="Times New Roman" w:hAnsi="Times New Roman" w:cs="Times New Roman"/>
-          <w:bCs/>
-          <w:sz w:val="26"/>
-          <w:szCs w:val="26"/>
-        </w:rPr>
-        <w:t xml:space="preserve"> по предсказанной тестовой выборке. Сделайте вывод.</w:t>
-      </w:r>
-    </w:p>
-    <w:p>
-      <w:pPr>
-        <w:pStyle w:val="a5"/>
-        <w:spacing w:after="0" w:line="240" w:lineRule="auto"/>
-        <w:ind w:left="709"/>
-        <w:jc w:val="both"/>
-        <w:rPr>
-          <w:rFonts w:cs="Times New Roman"/>
-          <w:sz w:val="26"/>
-          <w:szCs w:val="26"/>
-        </w:rPr>
-      </w:pPr>
-    </w:p>
-    <w:p>
-      <w:pPr>
-        <w:jc w:val="center"/>
-        <w:rPr>
-          <w:rFonts w:cs="Times New Roman"/>
-          <w:b/>
-          <w:sz w:val="26"/>
-          <w:szCs w:val="26"/>
-          <w:u w:val="single"/>
-        </w:rPr>
-      </w:pPr>
-      <w:r>
-        <w:rPr>
-          <w:rFonts w:cs="Times New Roman"/>
-          <w:b/>
-          <w:sz w:val="26"/>
-          <w:szCs w:val="26"/>
-          <w:u w:val="single"/>
-        </w:rPr>
-        <w:t xml:space="preserve">Задание 3. </w:t>
-      </w:r>
-      <w:r>
-        <w:rPr>
-          <w:rFonts w:cs="Times New Roman"/>
-          <w:b/>
-          <w:sz w:val="26"/>
-          <w:szCs w:val="26"/>
-          <w:u w:val="single"/>
-        </w:rPr>
-        <w:t>Работа с реальными данными</w:t>
-      </w:r>
-      <w:r>
-        <w:rPr>
-          <w:rFonts w:cs="Times New Roman"/>
-          <w:b/>
-          <w:sz w:val="26"/>
-          <w:szCs w:val="26"/>
-          <w:u w:val="single"/>
-        </w:rPr>
-        <w:t>: Титаник</w:t>
+          <w:rFonts w:ascii="Times New Roman" w:hAnsi="Times New Roman" w:cs="Times New Roman"/>
+          <w:sz w:val="26"/>
+          <w:szCs w:val="26"/>
+        </w:rPr>
+      </w:pPr>
+      <w:r>
+        <w:rPr>
+          <w:rFonts w:ascii="Times New Roman" w:hAnsi="Times New Roman" w:cs="Times New Roman"/>
+          <w:sz w:val="26"/>
+          <w:szCs w:val="26"/>
+        </w:rPr>
+        <w:t xml:space="preserve">Скачайте </w:t>
+      </w:r>
+      <w:proofErr w:type="spellStart"/>
+      <w:r>
+        <w:rPr>
+          <w:rFonts w:ascii="Times New Roman" w:hAnsi="Times New Roman" w:cs="Times New Roman"/>
+          <w:sz w:val="26"/>
+          <w:szCs w:val="26"/>
+        </w:rPr>
+        <w:t>датасэт</w:t>
+      </w:r>
+      <w:proofErr w:type="spellEnd"/>
+      <w:r>
+        <w:rPr>
+          <w:rFonts w:ascii="Times New Roman" w:hAnsi="Times New Roman" w:cs="Times New Roman"/>
+          <w:sz w:val="26"/>
+          <w:szCs w:val="26"/>
+        </w:rPr>
+        <w:t xml:space="preserve"> о выживших на Титанике. Выведите количество строк и столбцов. Проверьте пропущенные значения. </w:t>
+      </w:r>
+      <w:r>
+        <w:rPr>
+          <w:rFonts w:ascii="Times New Roman" w:hAnsi="Times New Roman" w:cs="Times New Roman"/>
+          <w:sz w:val="26"/>
+          <w:szCs w:val="26"/>
+        </w:rPr>
+        <w:t xml:space="preserve">Удалите столбец </w:t>
+      </w:r>
+      <w:r>
+        <w:rPr>
+          <w:rFonts w:ascii="Times New Roman" w:hAnsi="Times New Roman" w:cs="Times New Roman"/>
+          <w:sz w:val="26"/>
+          <w:szCs w:val="26"/>
+          <w:lang w:val="en-US"/>
+        </w:rPr>
+        <w:t>Cabin</w:t>
+      </w:r>
+      <w:r>
+        <w:rPr>
+          <w:rFonts w:ascii="Times New Roman" w:hAnsi="Times New Roman" w:cs="Times New Roman"/>
+          <w:sz w:val="26"/>
+          <w:szCs w:val="26"/>
+        </w:rPr>
+        <w:t xml:space="preserve">. </w:t>
+      </w:r>
+      <w:r>
+        <w:rPr>
+          <w:rFonts w:ascii="Times New Roman" w:hAnsi="Times New Roman" w:cs="Times New Roman"/>
+          <w:sz w:val="26"/>
+          <w:szCs w:val="26"/>
+        </w:rPr>
+        <w:t>Пропущенные числовые значения замените на медиану, пропущенные текстовые на самое часто встречаемое в признаке.</w:t>
       </w:r>
     </w:p>
     <w:p>
@@ -1076,58 +1073,40 @@
           <w:sz w:val="26"/>
           <w:szCs w:val="26"/>
         </w:rPr>
-        <w:t xml:space="preserve">Скачайте </w:t>
-      </w:r>
-      <w:proofErr w:type="spellStart"/>
-      <w:r>
-        <w:rPr>
-          <w:rFonts w:ascii="Times New Roman" w:hAnsi="Times New Roman" w:cs="Times New Roman"/>
-          <w:sz w:val="26"/>
-          <w:szCs w:val="26"/>
-        </w:rPr>
-        <w:t>датасэт</w:t>
-      </w:r>
-      <w:proofErr w:type="spellEnd"/>
-      <w:r>
-        <w:rPr>
-          <w:rFonts w:ascii="Times New Roman" w:hAnsi="Times New Roman" w:cs="Times New Roman"/>
-          <w:sz w:val="26"/>
-          <w:szCs w:val="26"/>
-        </w:rPr>
-        <w:t xml:space="preserve"> о выживших на Титанике. Выведите количество строк и столбцов. Проверьте пропущенные значения. </w:t>
-      </w:r>
-      <w:r>
-        <w:rPr>
-          <w:rFonts w:ascii="Times New Roman" w:hAnsi="Times New Roman" w:cs="Times New Roman"/>
-          <w:sz w:val="26"/>
-          <w:szCs w:val="26"/>
-        </w:rPr>
-        <w:t xml:space="preserve">Удалите столбец </w:t>
-      </w:r>
-      <w:r>
-        <w:rPr>
-          <w:rFonts w:ascii="Times New Roman" w:hAnsi="Times New Roman" w:cs="Times New Roman"/>
-          <w:sz w:val="26"/>
-          <w:szCs w:val="26"/>
-          <w:lang w:val="en-US"/>
-        </w:rPr>
-        <w:t>Cabin</w:t>
-      </w:r>
-      <w:r>
-        <w:rPr>
-          <w:rFonts w:ascii="Times New Roman" w:hAnsi="Times New Roman" w:cs="Times New Roman"/>
-          <w:sz w:val="26"/>
-          <w:szCs w:val="26"/>
-        </w:rPr>
-        <w:t xml:space="preserve">. </w:t>
-      </w:r>
-      <w:r>
-        <w:rPr>
-          <w:rFonts w:ascii="Times New Roman" w:hAnsi="Times New Roman" w:cs="Times New Roman"/>
-          <w:sz w:val="26"/>
-          <w:szCs w:val="26"/>
-        </w:rPr>
-        <w:t>Пропущенные числовые значения замените на медиану, пропущенные текстовые на самое часто встречаемое в признаке.</w:t>
+        <w:t xml:space="preserve">Проверьте корреляцию между признаком </w:t>
+      </w:r>
+      <w:r>
+        <w:rPr>
+          <w:rFonts w:ascii="Times New Roman" w:hAnsi="Times New Roman" w:cs="Times New Roman"/>
+          <w:sz w:val="26"/>
+          <w:szCs w:val="26"/>
+          <w:lang w:val="en-US"/>
+        </w:rPr>
+        <w:t>Survived</w:t>
+      </w:r>
+      <w:r>
+        <w:rPr>
+          <w:rFonts w:ascii="Times New Roman" w:hAnsi="Times New Roman" w:cs="Times New Roman"/>
+          <w:sz w:val="26"/>
+          <w:szCs w:val="26"/>
+        </w:rPr>
+        <w:t xml:space="preserve"> и остальными числовыми признаками. Выделите таблицу и выделите в ней признак с наи</w:t>
+      </w:r>
+      <w:r>
+        <w:rPr>
+          <w:rFonts w:ascii="Times New Roman" w:hAnsi="Times New Roman" w:cs="Times New Roman"/>
+          <w:sz w:val="26"/>
+          <w:szCs w:val="26"/>
+        </w:rPr>
+        <w:t>меньшей</w:t>
+      </w:r>
+      <w:r>
+        <w:rPr>
+          <w:rFonts w:ascii="Times New Roman" w:hAnsi="Times New Roman" w:cs="Times New Roman"/>
+          <w:sz w:val="26"/>
+          <w:szCs w:val="26"/>
+        </w:rPr>
+        <w:t xml:space="preserve"> корреляцией.</w:t>
       </w:r>
     </w:p>
     <w:p>
@@ -1152,40 +1131,354 @@
           <w:sz w:val="26"/>
           <w:szCs w:val="26"/>
         </w:rPr>
-        <w:t xml:space="preserve">Проверьте корреляцию между признаком </w:t>
-      </w:r>
-      <w:r>
-        <w:rPr>
-          <w:rFonts w:ascii="Times New Roman" w:hAnsi="Times New Roman" w:cs="Times New Roman"/>
-          <w:sz w:val="26"/>
-          <w:szCs w:val="26"/>
-          <w:lang w:val="en-US"/>
-        </w:rPr>
-        <w:t>Survived</w:t>
-      </w:r>
-      <w:r>
-        <w:rPr>
-          <w:rFonts w:ascii="Times New Roman" w:hAnsi="Times New Roman" w:cs="Times New Roman"/>
-          <w:sz w:val="26"/>
-          <w:szCs w:val="26"/>
-        </w:rPr>
-        <w:t xml:space="preserve"> и остальными числовыми признаками. Выделите таблицу и выделите в ней признак с наи</w:t>
-      </w:r>
-      <w:r>
-        <w:rPr>
-          <w:rFonts w:ascii="Times New Roman" w:hAnsi="Times New Roman" w:cs="Times New Roman"/>
-          <w:sz w:val="26"/>
-          <w:szCs w:val="26"/>
-        </w:rPr>
-        <w:t>меньшей</w:t>
-      </w:r>
-      <w:r>
-        <w:rPr>
-          <w:rFonts w:ascii="Times New Roman" w:hAnsi="Times New Roman" w:cs="Times New Roman"/>
-          <w:sz w:val="26"/>
-          <w:szCs w:val="26"/>
-        </w:rPr>
-        <w:t xml:space="preserve"> корреляцией.</w:t>
+        <w:t xml:space="preserve">Преобразуйте категориальный признак </w:t>
+      </w:r>
+      <w:r>
+        <w:rPr>
+          <w:rFonts w:ascii="Times New Roman" w:hAnsi="Times New Roman" w:cs="Times New Roman"/>
+          <w:sz w:val="26"/>
+          <w:szCs w:val="26"/>
+          <w:lang w:val="en-US"/>
+        </w:rPr>
+        <w:t>Sex</w:t>
+      </w:r>
+      <w:r>
+        <w:rPr>
+          <w:rFonts w:ascii="Times New Roman" w:hAnsi="Times New Roman" w:cs="Times New Roman"/>
+          <w:sz w:val="26"/>
+          <w:szCs w:val="26"/>
+        </w:rPr>
+        <w:t xml:space="preserve"> в числовой при помощи </w:t>
+      </w:r>
+      <w:r>
+        <w:rPr>
+          <w:rFonts w:ascii="Times New Roman" w:hAnsi="Times New Roman" w:cs="Times New Roman"/>
+          <w:sz w:val="26"/>
+          <w:szCs w:val="26"/>
+          <w:lang w:val="en-US"/>
+        </w:rPr>
+        <w:t>LabelEncoder</w:t>
+      </w:r>
+      <w:r>
+        <w:rPr>
+          <w:rFonts w:ascii="Times New Roman" w:hAnsi="Times New Roman" w:cs="Times New Roman"/>
+          <w:sz w:val="26"/>
+          <w:szCs w:val="26"/>
+        </w:rPr>
+        <w:t xml:space="preserve">. </w:t>
+      </w:r>
+      <w:r>
+        <w:rPr>
+          <w:rFonts w:ascii="Times New Roman" w:hAnsi="Times New Roman" w:cs="Times New Roman"/>
+          <w:sz w:val="26"/>
+          <w:szCs w:val="26"/>
+        </w:rPr>
+        <w:t xml:space="preserve">Разделите данные на обучающую и тестовую выборку. </w:t>
+      </w:r>
+      <w:r>
+        <w:rPr>
+          <w:rFonts w:ascii="Times New Roman" w:hAnsi="Times New Roman" w:cs="Times New Roman"/>
+          <w:sz w:val="26"/>
+          <w:szCs w:val="26"/>
+        </w:rPr>
+        <w:t xml:space="preserve">Обучите </w:t>
+      </w:r>
+      <w:proofErr w:type="spellStart"/>
+      <w:r>
+        <w:rPr>
+          <w:rFonts w:ascii="Times New Roman" w:hAnsi="Times New Roman" w:cs="Times New Roman"/>
+          <w:bCs/>
+          <w:sz w:val="26"/>
+          <w:szCs w:val="26"/>
+          <w:lang w:val="en-US"/>
+        </w:rPr>
+        <w:t>LogisticRegression</w:t>
+      </w:r>
+      <w:proofErr w:type="spellEnd"/>
+      <w:r>
+        <w:rPr>
+          <w:rFonts w:ascii="Times New Roman" w:hAnsi="Times New Roman" w:cs="Times New Roman"/>
+          <w:sz w:val="26"/>
+          <w:szCs w:val="26"/>
+        </w:rPr>
+        <w:t xml:space="preserve">, </w:t>
+      </w:r>
+      <w:r>
+        <w:rPr>
+          <w:rFonts w:ascii="Times New Roman" w:hAnsi="Times New Roman" w:cs="Times New Roman"/>
+          <w:sz w:val="26"/>
+          <w:szCs w:val="26"/>
+        </w:rPr>
+        <w:t>используя</w:t>
+      </w:r>
+      <w:r>
+        <w:rPr>
+          <w:rFonts w:ascii="Times New Roman" w:hAnsi="Times New Roman" w:cs="Times New Roman"/>
+          <w:sz w:val="26"/>
+          <w:szCs w:val="26"/>
+        </w:rPr>
+        <w:t xml:space="preserve"> </w:t>
+      </w:r>
+      <w:r>
+        <w:rPr>
+          <w:rFonts w:ascii="Times New Roman" w:hAnsi="Times New Roman" w:cs="Times New Roman"/>
+          <w:sz w:val="26"/>
+          <w:szCs w:val="26"/>
+        </w:rPr>
+        <w:t>наименее</w:t>
+      </w:r>
+      <w:r>
+        <w:rPr>
+          <w:rFonts w:ascii="Times New Roman" w:hAnsi="Times New Roman" w:cs="Times New Roman"/>
+          <w:sz w:val="26"/>
+          <w:szCs w:val="26"/>
+        </w:rPr>
+        <w:t xml:space="preserve"> </w:t>
+      </w:r>
+      <w:proofErr w:type="spellStart"/>
+      <w:r>
+        <w:rPr>
+          <w:rFonts w:ascii="Times New Roman" w:hAnsi="Times New Roman" w:cs="Times New Roman"/>
+          <w:sz w:val="26"/>
+          <w:szCs w:val="26"/>
+        </w:rPr>
+        <w:t>коррелируемый</w:t>
+      </w:r>
+      <w:proofErr w:type="spellEnd"/>
+      <w:r>
+        <w:rPr>
+          <w:rFonts w:ascii="Times New Roman" w:hAnsi="Times New Roman" w:cs="Times New Roman"/>
+          <w:sz w:val="26"/>
+          <w:szCs w:val="26"/>
+        </w:rPr>
+        <w:t xml:space="preserve"> с целевой переменной числовой признак (из пункта </w:t>
+      </w:r>
+      <w:r>
+        <w:rPr>
+          <w:rFonts w:ascii="Times New Roman" w:hAnsi="Times New Roman" w:cs="Times New Roman"/>
+          <w:sz w:val="26"/>
+          <w:szCs w:val="26"/>
+        </w:rPr>
+        <w:t xml:space="preserve">2). </w:t>
+      </w:r>
+      <w:r>
+        <w:rPr>
+          <w:rFonts w:ascii="Times New Roman" w:hAnsi="Times New Roman" w:cs="Times New Roman"/>
+          <w:sz w:val="26"/>
+          <w:szCs w:val="26"/>
+        </w:rPr>
+        <w:t xml:space="preserve">Выведите </w:t>
+      </w:r>
+      <w:r>
+        <w:rPr>
+          <w:rFonts w:ascii="Times New Roman" w:hAnsi="Times New Roman" w:cs="Times New Roman"/>
+          <w:sz w:val="26"/>
+          <w:szCs w:val="26"/>
+          <w:lang w:val="en-US"/>
+        </w:rPr>
+        <w:t>confusion</w:t>
+      </w:r>
+      <w:r>
+        <w:rPr>
+          <w:rFonts w:ascii="Times New Roman" w:hAnsi="Times New Roman" w:cs="Times New Roman"/>
+          <w:sz w:val="26"/>
+          <w:szCs w:val="26"/>
+        </w:rPr>
+        <w:t>_</w:t>
+      </w:r>
+      <w:r>
+        <w:rPr>
+          <w:rFonts w:ascii="Times New Roman" w:hAnsi="Times New Roman" w:cs="Times New Roman"/>
+          <w:sz w:val="26"/>
+          <w:szCs w:val="26"/>
+          <w:lang w:val="en-US"/>
+        </w:rPr>
+        <w:t>matrix</w:t>
+      </w:r>
+      <w:r>
+        <w:rPr>
+          <w:rFonts w:ascii="Times New Roman" w:hAnsi="Times New Roman" w:cs="Times New Roman"/>
+          <w:sz w:val="26"/>
+          <w:szCs w:val="26"/>
+        </w:rPr>
+        <w:t xml:space="preserve"> по тестовой выборке и сделайте вывод.</w:t>
+      </w:r>
+    </w:p>
+    <w:p>
+      <w:pPr>
+        <w:jc w:val="center"/>
+        <w:rPr>
+          <w:rFonts w:cs="Times New Roman"/>
+          <w:b/>
+          <w:sz w:val="26"/>
+          <w:szCs w:val="26"/>
+        </w:rPr>
+      </w:pPr>
+    </w:p>
+    <w:p>
+      <w:pPr>
+        <w:jc w:val="center"/>
+        <w:rPr>
+          <w:rFonts w:cs="Times New Roman"/>
+          <w:b/>
+          <w:sz w:val="26"/>
+          <w:szCs w:val="26"/>
+        </w:rPr>
+      </w:pPr>
+    </w:p>
+    <w:p>
+      <w:pPr>
+        <w:jc w:val="center"/>
+        <w:rPr>
+          <w:rFonts w:cs="Times New Roman"/>
+          <w:b/>
+          <w:sz w:val="26"/>
+          <w:szCs w:val="26"/>
+        </w:rPr>
+      </w:pPr>
+    </w:p>
+    <w:p>
+      <w:pPr>
+        <w:jc w:val="center"/>
+        <w:rPr>
+          <w:rFonts w:cs="Times New Roman"/>
+          <w:b/>
+          <w:sz w:val="26"/>
+          <w:szCs w:val="26"/>
+        </w:rPr>
+      </w:pPr>
+    </w:p>
+    <w:p>
+      <w:pPr>
+        <w:jc w:val="center"/>
+        <w:rPr>
+          <w:rFonts w:cs="Times New Roman"/>
+          <w:b/>
+          <w:sz w:val="26"/>
+          <w:szCs w:val="26"/>
+        </w:rPr>
+      </w:pPr>
+    </w:p>
+    <w:p>
+      <w:pPr>
+        <w:jc w:val="center"/>
+        <w:rPr>
+          <w:rFonts w:cs="Times New Roman"/>
+          <w:b/>
+          <w:sz w:val="26"/>
+          <w:szCs w:val="26"/>
+        </w:rPr>
+      </w:pPr>
+    </w:p>
+    <w:p>
+      <w:pPr>
+        <w:jc w:val="center"/>
+        <w:rPr>
+          <w:rFonts w:cs="Times New Roman"/>
+          <w:b/>
+          <w:sz w:val="26"/>
+          <w:szCs w:val="26"/>
+          <w:lang w:val="en-US"/>
+        </w:rPr>
+      </w:pPr>
+    </w:p>
+    <w:p>
+      <w:pPr>
+        <w:jc w:val="center"/>
+        <w:rPr>
+          <w:rFonts w:cs="Times New Roman"/>
+          <w:b/>
+          <w:sz w:val="26"/>
+          <w:szCs w:val="26"/>
+          <w:lang w:val="en-US"/>
+        </w:rPr>
+      </w:pPr>
+    </w:p>
+    <w:p>
+      <w:pPr>
+        <w:jc w:val="center"/>
+        <w:rPr>
+          <w:rFonts w:cs="Times New Roman"/>
+          <w:b/>
+          <w:sz w:val="26"/>
+          <w:szCs w:val="26"/>
+          <w:lang w:val="en-US"/>
+        </w:rPr>
+      </w:pPr>
+    </w:p>
+    <w:p>
+      <w:pPr>
+        <w:jc w:val="center"/>
+        <w:rPr>
+          <w:rFonts w:cs="Times New Roman"/>
+          <w:b/>
+          <w:sz w:val="26"/>
+          <w:szCs w:val="26"/>
+          <w:lang w:val="en-US"/>
+        </w:rPr>
+      </w:pPr>
+    </w:p>
+    <w:p>
+      <w:pPr>
+        <w:jc w:val="center"/>
+        <w:rPr>
+          <w:rFonts w:cs="Times New Roman"/>
+          <w:b/>
+          <w:sz w:val="26"/>
+          <w:szCs w:val="26"/>
+          <w:lang w:val="en-US"/>
+        </w:rPr>
+      </w:pPr>
+    </w:p>
+    <w:p>
+      <w:pPr>
+        <w:jc w:val="center"/>
+        <w:rPr>
+          <w:rFonts w:cs="Times New Roman"/>
+          <w:b/>
+          <w:sz w:val="26"/>
+          <w:szCs w:val="26"/>
+        </w:rPr>
+      </w:pPr>
+      <w:r>
+        <w:rPr>
+          <w:rFonts w:cs="Times New Roman"/>
+          <w:b/>
+          <w:sz w:val="26"/>
+          <w:szCs w:val="26"/>
+        </w:rPr>
+        <w:t xml:space="preserve">Вариант </w:t>
+      </w:r>
+      <w:r>
+        <w:rPr>
+          <w:rFonts w:cs="Times New Roman"/>
+          <w:b/>
+          <w:sz w:val="26"/>
+          <w:szCs w:val="26"/>
+        </w:rPr>
+        <w:t>2</w:t>
+      </w:r>
+    </w:p>
+    <w:p>
+      <w:pPr>
+        <w:jc w:val="center"/>
+        <w:rPr>
+          <w:rFonts w:cs="Times New Roman"/>
+          <w:b/>
+          <w:sz w:val="26"/>
+          <w:szCs w:val="26"/>
+          <w:u w:val="single"/>
+        </w:rPr>
+      </w:pPr>
+      <w:r>
+        <w:rPr>
+          <w:rFonts w:cs="Times New Roman"/>
+          <w:b/>
+          <w:sz w:val="26"/>
+          <w:szCs w:val="26"/>
+          <w:u w:val="single"/>
+        </w:rPr>
+        <w:t>Задание 1. Классификация цветов</w:t>
       </w:r>
     </w:p>
     <w:p>
@@ -1210,68 +1503,16 @@
           <w:sz w:val="26"/>
           <w:szCs w:val="26"/>
         </w:rPr>
-        <w:t xml:space="preserve">Преобразуйте категориальный признак </w:t>
-      </w:r>
-      <w:r>
-        <w:rPr>
-          <w:rFonts w:ascii="Times New Roman" w:hAnsi="Times New Roman" w:cs="Times New Roman"/>
-          <w:sz w:val="26"/>
-          <w:szCs w:val="26"/>
-          <w:lang w:val="en-US"/>
-        </w:rPr>
-        <w:t>Sex</w:t>
-      </w:r>
-      <w:r>
-        <w:rPr>
-          <w:rFonts w:ascii="Times New Roman" w:hAnsi="Times New Roman" w:cs="Times New Roman"/>
-          <w:sz w:val="26"/>
-          <w:szCs w:val="26"/>
-        </w:rPr>
-        <w:t xml:space="preserve"> в числовой при помощи </w:t>
-      </w:r>
-      <w:r>
-        <w:rPr>
-          <w:rFonts w:ascii="Times New Roman" w:hAnsi="Times New Roman" w:cs="Times New Roman"/>
-          <w:sz w:val="26"/>
-          <w:szCs w:val="26"/>
-          <w:lang w:val="en-US"/>
-        </w:rPr>
-        <w:t>LabelEncoder</w:t>
-      </w:r>
-      <w:r>
-        <w:rPr>
-          <w:rFonts w:ascii="Times New Roman" w:hAnsi="Times New Roman" w:cs="Times New Roman"/>
-          <w:sz w:val="26"/>
-          <w:szCs w:val="26"/>
-        </w:rPr>
-        <w:t xml:space="preserve">. </w:t>
-      </w:r>
-      <w:r>
-        <w:rPr>
-          <w:rFonts w:ascii="Times New Roman" w:hAnsi="Times New Roman" w:cs="Times New Roman"/>
-          <w:sz w:val="26"/>
-          <w:szCs w:val="26"/>
-        </w:rPr>
-        <w:t xml:space="preserve">Разделите данные на обучающую и тестовую выборку. </w:t>
-      </w:r>
-      <w:r>
-        <w:rPr>
-          <w:rFonts w:ascii="Times New Roman" w:hAnsi="Times New Roman" w:cs="Times New Roman"/>
-          <w:sz w:val="26"/>
-          <w:szCs w:val="26"/>
-        </w:rPr>
-        <w:t xml:space="preserve">Обучите </w:t>
+        <w:t xml:space="preserve">Загрузите в переменную встроенный </w:t>
       </w:r>
       <w:proofErr w:type="spellStart"/>
       <w:r>
         <w:rPr>
           <w:rFonts w:ascii="Times New Roman" w:hAnsi="Times New Roman" w:cs="Times New Roman"/>
-          <w:bCs/>
-          <w:sz w:val="26"/>
-          <w:szCs w:val="26"/>
-          <w:lang w:val="en-US"/>
-        </w:rPr>
-        <w:t>LogisticRegression</w:t>
+          <w:sz w:val="26"/>
+          <w:szCs w:val="26"/>
+        </w:rPr>
+        <w:t>датасет</w:t>
       </w:r>
       <w:proofErr w:type="spellEnd"/>
       <w:r>
@@ -1280,15 +1521,111 @@
           <w:sz w:val="26"/>
           <w:szCs w:val="26"/>
         </w:rPr>
-        <w:t xml:space="preserve">, </w:t>
-      </w:r>
-      <w:r>
-        <w:rPr>
-          <w:rFonts w:ascii="Times New Roman" w:hAnsi="Times New Roman" w:cs="Times New Roman"/>
-          <w:sz w:val="26"/>
-          <w:szCs w:val="26"/>
-        </w:rPr>
-        <w:t>используя</w:t>
+        <w:t xml:space="preserve"> о цветках ирисов (</w:t>
+      </w:r>
+      <w:r>
+        <w:rPr>
+          <w:rFonts w:ascii="Times New Roman" w:hAnsi="Times New Roman" w:cs="Times New Roman"/>
+          <w:bCs/>
+          <w:sz w:val="26"/>
+          <w:szCs w:val="26"/>
+        </w:rPr>
+        <w:t>образцы цветов видов ирисов</w:t>
+      </w:r>
+      <w:r>
+        <w:rPr>
+          <w:rFonts w:ascii="Times New Roman" w:hAnsi="Times New Roman" w:cs="Times New Roman"/>
+          <w:sz w:val="26"/>
+          <w:szCs w:val="26"/>
+        </w:rPr>
+        <w:t xml:space="preserve">). Преобразуйте эту переменную в </w:t>
+      </w:r>
+      <w:proofErr w:type="spellStart"/>
+      <w:r>
+        <w:rPr>
+          <w:rFonts w:ascii="Times New Roman" w:hAnsi="Times New Roman" w:cs="Times New Roman"/>
+          <w:sz w:val="26"/>
+          <w:szCs w:val="26"/>
+        </w:rPr>
+        <w:t>датасет</w:t>
+      </w:r>
+      <w:proofErr w:type="spellEnd"/>
+      <w:r>
+        <w:rPr>
+          <w:rFonts w:ascii="Times New Roman" w:hAnsi="Times New Roman" w:cs="Times New Roman"/>
+          <w:sz w:val="26"/>
+          <w:szCs w:val="26"/>
+        </w:rPr>
+        <w:t xml:space="preserve"> с целевой переменной </w:t>
+      </w:r>
+      <w:r>
+        <w:rPr>
+          <w:rFonts w:ascii="Times New Roman" w:hAnsi="Times New Roman" w:cs="Times New Roman"/>
+          <w:sz w:val="26"/>
+          <w:szCs w:val="26"/>
+          <w:lang w:val="en-US"/>
+        </w:rPr>
+        <w:t>target</w:t>
+      </w:r>
+      <w:r>
+        <w:rPr>
+          <w:rFonts w:ascii="Times New Roman" w:hAnsi="Times New Roman" w:cs="Times New Roman"/>
+          <w:sz w:val="26"/>
+          <w:szCs w:val="26"/>
+        </w:rPr>
+        <w:t xml:space="preserve">. Скажите, сколько строк и столбцов в созданном </w:t>
+      </w:r>
+      <w:proofErr w:type="spellStart"/>
+      <w:r>
+        <w:rPr>
+          <w:rFonts w:ascii="Times New Roman" w:hAnsi="Times New Roman" w:cs="Times New Roman"/>
+          <w:sz w:val="26"/>
+          <w:szCs w:val="26"/>
+        </w:rPr>
+        <w:t>датасете</w:t>
+      </w:r>
+      <w:proofErr w:type="spellEnd"/>
+      <w:r>
+        <w:rPr>
+          <w:rFonts w:ascii="Times New Roman" w:hAnsi="Times New Roman" w:cs="Times New Roman"/>
+          <w:sz w:val="26"/>
+          <w:szCs w:val="26"/>
+        </w:rPr>
+        <w:t>.</w:t>
+      </w:r>
+    </w:p>
+    <w:p>
+      <w:pPr>
+        <w:pStyle w:val="a5"/>
+        <w:numPr>
+          <w:ilvl w:val="0"/>
+          <w:numId w:val="7"/>
+        </w:numPr>
+        <w:spacing w:line="240" w:lineRule="auto"/>
+        <w:ind w:left="0" w:firstLine="709"/>
+        <w:jc w:val="both"/>
+        <w:rPr>
+          <w:rFonts w:cs="Times New Roman"/>
+          <w:sz w:val="26"/>
+          <w:szCs w:val="26"/>
+        </w:rPr>
+      </w:pPr>
+      <w:r>
+        <w:rPr>
+          <w:rFonts w:ascii="Times New Roman" w:hAnsi="Times New Roman" w:cs="Times New Roman"/>
+          <w:sz w:val="26"/>
+          <w:szCs w:val="26"/>
+        </w:rPr>
+        <w:t>Сгруппируйте данные по целевой переменной и скажите, какова средняя длина лепестка (</w:t>
+      </w:r>
+      <w:r>
+        <w:rPr>
+          <w:rFonts w:ascii="Times New Roman" w:hAnsi="Times New Roman" w:cs="Times New Roman"/>
+          <w:sz w:val="26"/>
+          <w:szCs w:val="26"/>
+          <w:lang w:val="en-US"/>
+        </w:rPr>
+        <w:t>petal</w:t>
       </w:r>
       <w:r>
         <w:rPr>
@@ -1298,17 +1635,91 @@
         </w:rPr>
         <w:t xml:space="preserve"> </w:t>
       </w:r>
-      <w:r>
-        <w:rPr>
-          <w:rFonts w:ascii="Times New Roman" w:hAnsi="Times New Roman" w:cs="Times New Roman"/>
-          <w:sz w:val="26"/>
-          <w:szCs w:val="26"/>
-        </w:rPr>
-        <w:t>наименее</w:t>
-      </w:r>
-      <w:r>
-        <w:rPr>
-          <w:rFonts w:ascii="Times New Roman" w:hAnsi="Times New Roman" w:cs="Times New Roman"/>
+      <w:proofErr w:type="spellStart"/>
+      <w:r>
+        <w:rPr>
+          <w:rFonts w:ascii="Times New Roman" w:hAnsi="Times New Roman" w:cs="Times New Roman"/>
+          <w:sz w:val="26"/>
+          <w:szCs w:val="26"/>
+        </w:rPr>
+        <w:t>length</w:t>
+      </w:r>
+      <w:proofErr w:type="spellEnd"/>
+      <w:r>
+        <w:rPr>
+          <w:rFonts w:ascii="Times New Roman" w:hAnsi="Times New Roman" w:cs="Times New Roman"/>
+          <w:sz w:val="26"/>
+          <w:szCs w:val="26"/>
+        </w:rPr>
+        <w:t xml:space="preserve"> (</w:t>
+      </w:r>
+      <w:proofErr w:type="spellStart"/>
+      <w:r>
+        <w:rPr>
+          <w:rFonts w:ascii="Times New Roman" w:hAnsi="Times New Roman" w:cs="Times New Roman"/>
+          <w:sz w:val="26"/>
+          <w:szCs w:val="26"/>
+        </w:rPr>
+        <w:t>cm</w:t>
+      </w:r>
+      <w:proofErr w:type="spellEnd"/>
+      <w:r>
+        <w:rPr>
+          <w:rFonts w:ascii="Times New Roman" w:hAnsi="Times New Roman" w:cs="Times New Roman"/>
+          <w:sz w:val="26"/>
+          <w:szCs w:val="26"/>
+        </w:rPr>
+        <w:t>)) в каждой группе и сколько всего групп.</w:t>
+      </w:r>
+    </w:p>
+    <w:p>
+      <w:pPr>
+        <w:pStyle w:val="a5"/>
+        <w:numPr>
+          <w:ilvl w:val="0"/>
+          <w:numId w:val="7"/>
+        </w:numPr>
+        <w:spacing w:line="240" w:lineRule="auto"/>
+        <w:ind w:left="0" w:firstLine="709"/>
+        <w:jc w:val="both"/>
+        <w:rPr>
+          <w:rFonts w:ascii="Times New Roman" w:hAnsi="Times New Roman" w:cs="Times New Roman"/>
+          <w:bCs/>
+          <w:sz w:val="26"/>
+          <w:szCs w:val="26"/>
+        </w:rPr>
+      </w:pPr>
+      <w:r>
+        <w:rPr>
+          <w:rFonts w:ascii="Times New Roman" w:hAnsi="Times New Roman" w:cs="Times New Roman"/>
+          <w:sz w:val="26"/>
+          <w:szCs w:val="26"/>
+        </w:rPr>
+        <w:t xml:space="preserve">Оцените </w:t>
+      </w:r>
+      <w:r>
+        <w:rPr>
+          <w:rFonts w:ascii="Times New Roman" w:hAnsi="Times New Roman" w:cs="Times New Roman"/>
+          <w:bCs/>
+          <w:sz w:val="26"/>
+          <w:szCs w:val="26"/>
+        </w:rPr>
+        <w:t>парные взаимосвязи между переменными "</w:t>
+      </w:r>
+      <w:r>
+        <w:rPr>
+          <w:rFonts w:ascii="Times New Roman" w:hAnsi="Times New Roman" w:cs="Times New Roman"/>
+          <w:bCs/>
+          <w:sz w:val="26"/>
+          <w:szCs w:val="26"/>
+          <w:lang w:val="en-US"/>
+        </w:rPr>
+        <w:t>petal</w:t>
+      </w:r>
+      <w:r>
+        <w:rPr>
+          <w:rFonts w:ascii="Times New Roman" w:hAnsi="Times New Roman" w:cs="Times New Roman"/>
+          <w:bCs/>
           <w:sz w:val="26"/>
           <w:szCs w:val="26"/>
         </w:rPr>
@@ -1318,27 +1729,274 @@
       <w:r>
         <w:rPr>
           <w:rFonts w:ascii="Times New Roman" w:hAnsi="Times New Roman" w:cs="Times New Roman"/>
-          <w:sz w:val="26"/>
-          <w:szCs w:val="26"/>
-        </w:rPr>
-        <w:t>коррелируемый</w:t>
+          <w:bCs/>
+          <w:sz w:val="26"/>
+          <w:szCs w:val="26"/>
+        </w:rPr>
+        <w:t>width</w:t>
       </w:r>
       <w:proofErr w:type="spellEnd"/>
       <w:r>
         <w:rPr>
           <w:rFonts w:ascii="Times New Roman" w:hAnsi="Times New Roman" w:cs="Times New Roman"/>
-          <w:sz w:val="26"/>
-          <w:szCs w:val="26"/>
-        </w:rPr>
-        <w:t xml:space="preserve"> с целевой переменной числовой признак (из пункта </w:t>
-      </w:r>
-      <w:r>
-        <w:rPr>
-          <w:rFonts w:ascii="Times New Roman" w:hAnsi="Times New Roman" w:cs="Times New Roman"/>
-          <w:sz w:val="26"/>
-          <w:szCs w:val="26"/>
-        </w:rPr>
-        <w:t xml:space="preserve">2). </w:t>
+          <w:bCs/>
+          <w:sz w:val="26"/>
+          <w:szCs w:val="26"/>
+        </w:rPr>
+        <w:t xml:space="preserve"> (</w:t>
+      </w:r>
+      <w:proofErr w:type="spellStart"/>
+      <w:r>
+        <w:rPr>
+          <w:rFonts w:ascii="Times New Roman" w:hAnsi="Times New Roman" w:cs="Times New Roman"/>
+          <w:bCs/>
+          <w:sz w:val="26"/>
+          <w:szCs w:val="26"/>
+        </w:rPr>
+        <w:t>cm</w:t>
+      </w:r>
+      <w:proofErr w:type="spellEnd"/>
+      <w:r>
+        <w:rPr>
+          <w:rFonts w:ascii="Times New Roman" w:hAnsi="Times New Roman" w:cs="Times New Roman"/>
+          <w:bCs/>
+          <w:sz w:val="26"/>
+          <w:szCs w:val="26"/>
+        </w:rPr>
+        <w:t>)" и "</w:t>
+      </w:r>
+      <w:r>
+        <w:rPr>
+          <w:rFonts w:ascii="Times New Roman" w:hAnsi="Times New Roman" w:cs="Times New Roman"/>
+          <w:bCs/>
+          <w:sz w:val="26"/>
+          <w:szCs w:val="26"/>
+          <w:lang w:val="en-US"/>
+        </w:rPr>
+        <w:t>petal</w:t>
+      </w:r>
+      <w:r>
+        <w:rPr>
+          <w:rFonts w:ascii="Times New Roman" w:hAnsi="Times New Roman" w:cs="Times New Roman"/>
+          <w:bCs/>
+          <w:sz w:val="26"/>
+          <w:szCs w:val="26"/>
+        </w:rPr>
+        <w:t xml:space="preserve"> </w:t>
+      </w:r>
+      <w:proofErr w:type="spellStart"/>
+      <w:r>
+        <w:rPr>
+          <w:rFonts w:ascii="Times New Roman" w:hAnsi="Times New Roman" w:cs="Times New Roman"/>
+          <w:bCs/>
+          <w:sz w:val="26"/>
+          <w:szCs w:val="26"/>
+        </w:rPr>
+        <w:t>length</w:t>
+      </w:r>
+      <w:proofErr w:type="spellEnd"/>
+      <w:r>
+        <w:rPr>
+          <w:rFonts w:ascii="Times New Roman" w:hAnsi="Times New Roman" w:cs="Times New Roman"/>
+          <w:bCs/>
+          <w:sz w:val="26"/>
+          <w:szCs w:val="26"/>
+        </w:rPr>
+        <w:t xml:space="preserve"> (</w:t>
+      </w:r>
+      <w:proofErr w:type="spellStart"/>
+      <w:r>
+        <w:rPr>
+          <w:rFonts w:ascii="Times New Roman" w:hAnsi="Times New Roman" w:cs="Times New Roman"/>
+          <w:bCs/>
+          <w:sz w:val="26"/>
+          <w:szCs w:val="26"/>
+        </w:rPr>
+        <w:t>cm</w:t>
+      </w:r>
+      <w:proofErr w:type="spellEnd"/>
+      <w:r>
+        <w:rPr>
+          <w:rFonts w:ascii="Times New Roman" w:hAnsi="Times New Roman" w:cs="Times New Roman"/>
+          <w:bCs/>
+          <w:sz w:val="26"/>
+          <w:szCs w:val="26"/>
+        </w:rPr>
+        <w:t xml:space="preserve">)" с помощью </w:t>
+      </w:r>
+      <w:proofErr w:type="spellStart"/>
+      <w:r>
+        <w:rPr>
+          <w:rFonts w:ascii="Times New Roman" w:hAnsi="Times New Roman" w:cs="Times New Roman"/>
+          <w:bCs/>
+          <w:sz w:val="26"/>
+          <w:szCs w:val="26"/>
+          <w:lang w:val="en-US"/>
+        </w:rPr>
+        <w:t>sns</w:t>
+      </w:r>
+      <w:proofErr w:type="spellEnd"/>
+      <w:r>
+        <w:rPr>
+          <w:rFonts w:ascii="Times New Roman" w:hAnsi="Times New Roman" w:cs="Times New Roman"/>
+          <w:bCs/>
+          <w:sz w:val="26"/>
+          <w:szCs w:val="26"/>
+        </w:rPr>
+        <w:t>.</w:t>
+      </w:r>
+      <w:proofErr w:type="spellStart"/>
+      <w:r>
+        <w:rPr>
+          <w:rFonts w:ascii="Times New Roman" w:hAnsi="Times New Roman" w:cs="Times New Roman"/>
+          <w:bCs/>
+          <w:sz w:val="26"/>
+          <w:szCs w:val="26"/>
+          <w:lang w:val="en-US"/>
+        </w:rPr>
+        <w:t>pairplot</w:t>
+      </w:r>
+      <w:proofErr w:type="spellEnd"/>
+      <w:r>
+        <w:rPr>
+          <w:rFonts w:ascii="Times New Roman" w:hAnsi="Times New Roman" w:cs="Times New Roman"/>
+          <w:bCs/>
+          <w:sz w:val="26"/>
+          <w:szCs w:val="26"/>
+        </w:rPr>
+        <w:t>. Сделайте выводы по диаграмме. Скажите, есть ли заметная связь между переменными.</w:t>
+      </w:r>
+    </w:p>
+    <w:p>
+      <w:pPr>
+        <w:pStyle w:val="a5"/>
+        <w:numPr>
+          <w:ilvl w:val="0"/>
+          <w:numId w:val="7"/>
+        </w:numPr>
+        <w:spacing w:line="240" w:lineRule="auto"/>
+        <w:ind w:left="0" w:firstLine="709"/>
+        <w:jc w:val="both"/>
+        <w:rPr>
+          <w:rFonts w:cs="Times New Roman"/>
+          <w:bCs/>
+          <w:sz w:val="26"/>
+          <w:szCs w:val="26"/>
+        </w:rPr>
+      </w:pPr>
+      <w:r>
+        <w:rPr>
+          <w:rFonts w:ascii="Times New Roman" w:hAnsi="Times New Roman" w:cs="Times New Roman"/>
+          <w:bCs/>
+          <w:sz w:val="26"/>
+          <w:szCs w:val="26"/>
+        </w:rPr>
+        <w:t xml:space="preserve">Разделите данные на обучающую и тестовую выборку. Создайте модель </w:t>
+      </w:r>
+      <w:proofErr w:type="spellStart"/>
+      <w:r>
+        <w:rPr>
+          <w:rFonts w:ascii="Times New Roman" w:hAnsi="Times New Roman" w:cs="Times New Roman"/>
+          <w:bCs/>
+          <w:sz w:val="26"/>
+          <w:szCs w:val="26"/>
+        </w:rPr>
+        <w:t>логистической</w:t>
+      </w:r>
+      <w:proofErr w:type="spellEnd"/>
+      <w:r>
+        <w:rPr>
+          <w:rFonts w:ascii="Times New Roman" w:hAnsi="Times New Roman" w:cs="Times New Roman"/>
+          <w:bCs/>
+          <w:sz w:val="26"/>
+          <w:szCs w:val="26"/>
+        </w:rPr>
+        <w:t xml:space="preserve"> регрессии, предварительно отмасштабировав данные (с помощью </w:t>
+      </w:r>
+      <w:proofErr w:type="spellStart"/>
+      <w:r>
+        <w:rPr>
+          <w:rFonts w:ascii="Times New Roman" w:hAnsi="Times New Roman" w:cs="Times New Roman"/>
+          <w:bCs/>
+          <w:sz w:val="26"/>
+          <w:szCs w:val="26"/>
+        </w:rPr>
+        <w:t>StandardScaler</w:t>
+      </w:r>
+      <w:proofErr w:type="spellEnd"/>
+      <w:r>
+        <w:rPr>
+          <w:rFonts w:ascii="Times New Roman" w:hAnsi="Times New Roman" w:cs="Times New Roman"/>
+          <w:bCs/>
+          <w:sz w:val="26"/>
+          <w:szCs w:val="26"/>
+        </w:rPr>
+        <w:t xml:space="preserve">). Обучите модель и предскажите результаты. Выведите точность модели на </w:t>
+      </w:r>
+      <w:r>
+        <w:rPr>
+          <w:rFonts w:ascii="Times New Roman" w:hAnsi="Times New Roman" w:cs="Times New Roman"/>
+          <w:bCs/>
+          <w:sz w:val="26"/>
+          <w:szCs w:val="26"/>
+          <w:lang w:val="en-US"/>
+        </w:rPr>
+        <w:t>test</w:t>
+      </w:r>
+      <w:r>
+        <w:rPr>
+          <w:rFonts w:ascii="Times New Roman" w:hAnsi="Times New Roman" w:cs="Times New Roman"/>
+          <w:bCs/>
+          <w:sz w:val="26"/>
+          <w:szCs w:val="26"/>
+        </w:rPr>
+        <w:t>-выборке.</w:t>
+      </w:r>
+    </w:p>
+    <w:p>
+      <w:pPr>
+        <w:pStyle w:val="a5"/>
+        <w:spacing w:after="0" w:line="240" w:lineRule="auto"/>
+        <w:ind w:left="709"/>
+        <w:jc w:val="both"/>
+        <w:rPr>
+          <w:rFonts w:ascii="Times New Roman" w:hAnsi="Times New Roman" w:cs="Times New Roman"/>
+          <w:sz w:val="26"/>
+          <w:szCs w:val="26"/>
+        </w:rPr>
+      </w:pPr>
+    </w:p>
+    <w:p>
+      <w:pPr>
+        <w:jc w:val="center"/>
+        <w:rPr>
+          <w:rFonts w:cs="Times New Roman"/>
+          <w:b/>
+          <w:sz w:val="26"/>
+          <w:szCs w:val="26"/>
+          <w:u w:val="single"/>
+          <w:lang w:val="en-US"/>
+        </w:rPr>
+      </w:pPr>
+      <w:r>
+        <w:rPr>
+          <w:rFonts w:cs="Times New Roman"/>
+          <w:b/>
+          <w:sz w:val="26"/>
+          <w:szCs w:val="26"/>
+          <w:u w:val="single"/>
+        </w:rPr>
+        <w:t>Задание 2. Парам</w:t>
+      </w:r>
+      <w:r>
+        <w:rPr>
+          <w:rFonts w:cs="Times New Roman"/>
+          <w:b/>
+          <w:sz w:val="26"/>
+          <w:szCs w:val="26"/>
+          <w:u w:val="single"/>
+        </w:rPr>
+        <w:t>етры моделей, метрики качества</w:t>
       </w:r>
     </w:p>
     <w:p>
@@ -1353,171 +2011,124 @@
         <w:jc w:val="both"/>
         <w:rPr>
           <w:rFonts w:ascii="Times New Roman" w:hAnsi="Times New Roman" w:cs="Times New Roman"/>
-          <w:sz w:val="26"/>
-          <w:szCs w:val="26"/>
-        </w:rPr>
-      </w:pPr>
-      <w:r>
-        <w:rPr>
-          <w:rFonts w:ascii="Times New Roman" w:hAnsi="Times New Roman" w:cs="Times New Roman"/>
-          <w:sz w:val="26"/>
-          <w:szCs w:val="26"/>
-        </w:rPr>
-        <w:t xml:space="preserve">Выведите </w:t>
-      </w:r>
-      <w:r>
-        <w:rPr>
-          <w:rFonts w:ascii="Times New Roman" w:hAnsi="Times New Roman" w:cs="Times New Roman"/>
-          <w:sz w:val="26"/>
-          <w:szCs w:val="26"/>
-          <w:lang w:val="en-US"/>
-        </w:rPr>
-        <w:t>confusion</w:t>
-      </w:r>
-      <w:r>
-        <w:rPr>
-          <w:rFonts w:ascii="Times New Roman" w:hAnsi="Times New Roman" w:cs="Times New Roman"/>
-          <w:sz w:val="26"/>
-          <w:szCs w:val="26"/>
-        </w:rPr>
-        <w:t>_</w:t>
-      </w:r>
-      <w:r>
-        <w:rPr>
-          <w:rFonts w:ascii="Times New Roman" w:hAnsi="Times New Roman" w:cs="Times New Roman"/>
-          <w:sz w:val="26"/>
-          <w:szCs w:val="26"/>
-          <w:lang w:val="en-US"/>
-        </w:rPr>
-        <w:t>matrix</w:t>
-      </w:r>
-      <w:r>
-        <w:rPr>
-          <w:rFonts w:ascii="Times New Roman" w:hAnsi="Times New Roman" w:cs="Times New Roman"/>
-          <w:sz w:val="26"/>
-          <w:szCs w:val="26"/>
-        </w:rPr>
-        <w:t xml:space="preserve"> по тестовой выборке и сделайте вывод.</w:t>
-      </w:r>
-    </w:p>
-    <w:p>
-      <w:pPr>
-        <w:jc w:val="center"/>
-        <w:rPr>
-          <w:rFonts w:cs="Times New Roman"/>
-          <w:b/>
-          <w:sz w:val="26"/>
-          <w:szCs w:val="26"/>
-        </w:rPr>
-      </w:pPr>
-    </w:p>
-    <w:p>
-      <w:pPr>
-        <w:jc w:val="center"/>
-        <w:rPr>
-          <w:rFonts w:cs="Times New Roman"/>
-          <w:b/>
-          <w:sz w:val="26"/>
-          <w:szCs w:val="26"/>
-          <w:lang w:val="en-US"/>
-        </w:rPr>
-      </w:pPr>
-    </w:p>
-    <w:p>
-      <w:pPr>
-        <w:jc w:val="center"/>
-        <w:rPr>
-          <w:rFonts w:cs="Times New Roman"/>
-          <w:b/>
-          <w:sz w:val="26"/>
-          <w:szCs w:val="26"/>
-          <w:lang w:val="en-US"/>
-        </w:rPr>
-      </w:pPr>
-    </w:p>
-    <w:p>
-      <w:pPr>
-        <w:jc w:val="center"/>
-        <w:rPr>
-          <w:rFonts w:cs="Times New Roman"/>
-          <w:b/>
-          <w:sz w:val="26"/>
-          <w:szCs w:val="26"/>
-          <w:lang w:val="en-US"/>
-        </w:rPr>
-      </w:pPr>
-    </w:p>
-    <w:p>
-      <w:pPr>
-        <w:jc w:val="center"/>
-        <w:rPr>
-          <w:rFonts w:cs="Times New Roman"/>
-          <w:b/>
-          <w:sz w:val="26"/>
-          <w:szCs w:val="26"/>
-        </w:rPr>
-      </w:pPr>
-    </w:p>
-    <w:p>
-      <w:pPr>
-        <w:jc w:val="center"/>
-        <w:rPr>
-          <w:rFonts w:cs="Times New Roman"/>
-          <w:b/>
-          <w:sz w:val="26"/>
-          <w:szCs w:val="26"/>
-        </w:rPr>
-      </w:pPr>
-    </w:p>
-    <w:p>
-      <w:pPr>
-        <w:jc w:val="center"/>
-        <w:rPr>
-          <w:rFonts w:cs="Times New Roman"/>
-          <w:b/>
-          <w:sz w:val="26"/>
-          <w:szCs w:val="26"/>
-        </w:rPr>
-      </w:pPr>
-      <w:r>
-        <w:rPr>
-          <w:rFonts w:cs="Times New Roman"/>
-          <w:b/>
-          <w:sz w:val="26"/>
-          <w:szCs w:val="26"/>
-        </w:rPr>
-        <w:t xml:space="preserve">Вариант </w:t>
-      </w:r>
-      <w:r>
-        <w:rPr>
-          <w:rFonts w:cs="Times New Roman"/>
-          <w:b/>
-          <w:sz w:val="26"/>
-          <w:szCs w:val="26"/>
-        </w:rPr>
-        <w:t>2</w:t>
-      </w:r>
-    </w:p>
-    <w:p>
-      <w:pPr>
-        <w:jc w:val="center"/>
-        <w:rPr>
-          <w:rFonts w:cs="Times New Roman"/>
-          <w:b/>
-          <w:sz w:val="26"/>
-          <w:szCs w:val="26"/>
-          <w:u w:val="single"/>
-        </w:rPr>
-      </w:pPr>
-      <w:r>
-        <w:rPr>
-          <w:rFonts w:cs="Times New Roman"/>
-          <w:b/>
-          <w:sz w:val="26"/>
-          <w:szCs w:val="26"/>
-          <w:u w:val="single"/>
-        </w:rPr>
-        <w:t>Задание 1. Классификация цветов</w:t>
+          <w:bCs/>
+          <w:sz w:val="26"/>
+          <w:szCs w:val="26"/>
+        </w:rPr>
+      </w:pPr>
+      <w:r>
+        <w:rPr>
+          <w:rFonts w:ascii="Times New Roman" w:hAnsi="Times New Roman" w:cs="Times New Roman"/>
+          <w:bCs/>
+          <w:sz w:val="26"/>
+          <w:szCs w:val="26"/>
+        </w:rPr>
+        <w:t xml:space="preserve">Проверьте, повлияет ли параметр </w:t>
+      </w:r>
+      <w:r>
+        <w:rPr>
+          <w:rFonts w:ascii="Times New Roman" w:hAnsi="Times New Roman" w:cs="Times New Roman"/>
+          <w:bCs/>
+          <w:sz w:val="26"/>
+          <w:szCs w:val="26"/>
+          <w:lang w:val="en-US"/>
+        </w:rPr>
+        <w:t>C</w:t>
+      </w:r>
+      <w:r>
+        <w:rPr>
+          <w:rFonts w:ascii="Times New Roman" w:hAnsi="Times New Roman" w:cs="Times New Roman"/>
+          <w:bCs/>
+          <w:sz w:val="26"/>
+          <w:szCs w:val="26"/>
+        </w:rPr>
+        <w:t xml:space="preserve"> (</w:t>
+      </w:r>
+      <w:proofErr w:type="spellStart"/>
+      <w:r>
+        <w:rPr>
+          <w:rFonts w:ascii="Times New Roman" w:hAnsi="Times New Roman" w:cs="Times New Roman"/>
+          <w:bCs/>
+          <w:sz w:val="26"/>
+          <w:szCs w:val="26"/>
+        </w:rPr>
+        <w:t>сила</w:t>
+      </w:r>
+      <w:r>
+        <w:rPr>
+          <w:rFonts w:ascii="Times New Roman" w:hAnsi="Times New Roman" w:cs="Times New Roman"/>
+          <w:bCs/>
+          <w:sz w:val="26"/>
+          <w:szCs w:val="26"/>
+        </w:rPr>
+        <w:t>ла</w:t>
+      </w:r>
+      <w:proofErr w:type="spellEnd"/>
+      <w:r>
+        <w:rPr>
+          <w:rFonts w:ascii="Times New Roman" w:hAnsi="Times New Roman" w:cs="Times New Roman"/>
+          <w:bCs/>
+          <w:sz w:val="26"/>
+          <w:szCs w:val="26"/>
+        </w:rPr>
+        <w:t xml:space="preserve"> регуляризации)</w:t>
+      </w:r>
+      <w:r>
+        <w:rPr>
+          <w:rFonts w:ascii="Times New Roman" w:hAnsi="Times New Roman" w:cs="Times New Roman"/>
+          <w:bCs/>
+          <w:sz w:val="26"/>
+          <w:szCs w:val="26"/>
+        </w:rPr>
+        <w:t xml:space="preserve"> на точность модели. Обучите </w:t>
+      </w:r>
+      <w:proofErr w:type="spellStart"/>
+      <w:r>
+        <w:rPr>
+          <w:rFonts w:ascii="Times New Roman" w:hAnsi="Times New Roman" w:cs="Times New Roman"/>
+          <w:bCs/>
+          <w:sz w:val="26"/>
+          <w:szCs w:val="26"/>
+          <w:lang w:val="en-US"/>
+        </w:rPr>
+        <w:t>LogisticRegression</w:t>
+      </w:r>
+      <w:proofErr w:type="spellEnd"/>
+      <w:r>
+        <w:rPr>
+          <w:rFonts w:ascii="Times New Roman" w:hAnsi="Times New Roman" w:cs="Times New Roman"/>
+          <w:bCs/>
+          <w:sz w:val="26"/>
+          <w:szCs w:val="26"/>
+        </w:rPr>
+        <w:t xml:space="preserve"> с параметром </w:t>
+      </w:r>
+      <w:r>
+        <w:rPr>
+          <w:rFonts w:ascii="Times New Roman" w:hAnsi="Times New Roman" w:cs="Times New Roman"/>
+          <w:bCs/>
+          <w:sz w:val="26"/>
+          <w:szCs w:val="26"/>
+        </w:rPr>
+        <w:t>С</w:t>
+      </w:r>
+      <w:r>
+        <w:rPr>
+          <w:rFonts w:ascii="Times New Roman" w:hAnsi="Times New Roman" w:cs="Times New Roman"/>
+          <w:bCs/>
+          <w:sz w:val="26"/>
+          <w:szCs w:val="26"/>
+        </w:rPr>
+        <w:t xml:space="preserve"> = [0.5, 1, 2]</w:t>
+      </w:r>
+      <w:r>
+        <w:rPr>
+          <w:rFonts w:ascii="Times New Roman" w:hAnsi="Times New Roman" w:cs="Times New Roman"/>
+          <w:bCs/>
+          <w:sz w:val="26"/>
+          <w:szCs w:val="26"/>
+        </w:rPr>
+        <w:t>. Выведите точность на тестовой выборке и сравните результаты.</w:t>
       </w:r>
     </w:p>
     <w:p>
@@ -1531,479 +2142,77 @@
         <w:ind w:left="0" w:firstLine="709"/>
         <w:jc w:val="both"/>
         <w:rPr>
-          <w:rFonts w:ascii="Times New Roman" w:hAnsi="Times New Roman" w:cs="Times New Roman"/>
-          <w:sz w:val="26"/>
-          <w:szCs w:val="26"/>
-        </w:rPr>
-      </w:pPr>
-      <w:r>
-        <w:rPr>
-          <w:rFonts w:ascii="Times New Roman" w:hAnsi="Times New Roman" w:cs="Times New Roman"/>
-          <w:sz w:val="26"/>
-          <w:szCs w:val="26"/>
-        </w:rPr>
-        <w:t xml:space="preserve">Загрузите в переменную встроенный </w:t>
-      </w:r>
-      <w:proofErr w:type="spellStart"/>
-      <w:r>
-        <w:rPr>
-          <w:rFonts w:ascii="Times New Roman" w:hAnsi="Times New Roman" w:cs="Times New Roman"/>
-          <w:sz w:val="26"/>
-          <w:szCs w:val="26"/>
-        </w:rPr>
-        <w:t>датасет</w:t>
-      </w:r>
-      <w:proofErr w:type="spellEnd"/>
-      <w:r>
-        <w:rPr>
-          <w:rFonts w:ascii="Times New Roman" w:hAnsi="Times New Roman" w:cs="Times New Roman"/>
-          <w:sz w:val="26"/>
-          <w:szCs w:val="26"/>
-        </w:rPr>
-        <w:t xml:space="preserve"> о цветках ирисов (</w:t>
-      </w:r>
-      <w:r>
-        <w:rPr>
-          <w:rFonts w:ascii="Times New Roman" w:hAnsi="Times New Roman" w:cs="Times New Roman"/>
-          <w:bCs/>
-          <w:sz w:val="26"/>
-          <w:szCs w:val="26"/>
-        </w:rPr>
-        <w:t>образцы цветов видов ирисов</w:t>
-      </w:r>
-      <w:r>
-        <w:rPr>
-          <w:rFonts w:ascii="Times New Roman" w:hAnsi="Times New Roman" w:cs="Times New Roman"/>
-          <w:sz w:val="26"/>
-          <w:szCs w:val="26"/>
-        </w:rPr>
-        <w:t xml:space="preserve">). Преобразуйте эту переменную в </w:t>
-      </w:r>
-      <w:proofErr w:type="spellStart"/>
-      <w:r>
-        <w:rPr>
-          <w:rFonts w:ascii="Times New Roman" w:hAnsi="Times New Roman" w:cs="Times New Roman"/>
-          <w:sz w:val="26"/>
-          <w:szCs w:val="26"/>
-        </w:rPr>
-        <w:t>датасет</w:t>
-      </w:r>
-      <w:proofErr w:type="spellEnd"/>
-      <w:r>
-        <w:rPr>
-          <w:rFonts w:ascii="Times New Roman" w:hAnsi="Times New Roman" w:cs="Times New Roman"/>
-          <w:sz w:val="26"/>
-          <w:szCs w:val="26"/>
-        </w:rPr>
-        <w:t xml:space="preserve"> с целевой переменной </w:t>
-      </w:r>
-      <w:r>
-        <w:rPr>
-          <w:rFonts w:ascii="Times New Roman" w:hAnsi="Times New Roman" w:cs="Times New Roman"/>
-          <w:sz w:val="26"/>
-          <w:szCs w:val="26"/>
-          <w:lang w:val="en-US"/>
-        </w:rPr>
-        <w:t>target</w:t>
-      </w:r>
-      <w:r>
-        <w:rPr>
-          <w:rFonts w:ascii="Times New Roman" w:hAnsi="Times New Roman" w:cs="Times New Roman"/>
-          <w:sz w:val="26"/>
-          <w:szCs w:val="26"/>
-        </w:rPr>
-        <w:t xml:space="preserve">. Скажите, сколько строк и столбцов в созданном </w:t>
-      </w:r>
-      <w:proofErr w:type="spellStart"/>
-      <w:r>
-        <w:rPr>
-          <w:rFonts w:ascii="Times New Roman" w:hAnsi="Times New Roman" w:cs="Times New Roman"/>
-          <w:sz w:val="26"/>
-          <w:szCs w:val="26"/>
-        </w:rPr>
-        <w:t>датасете</w:t>
-      </w:r>
-      <w:proofErr w:type="spellEnd"/>
-      <w:r>
-        <w:rPr>
-          <w:rFonts w:ascii="Times New Roman" w:hAnsi="Times New Roman" w:cs="Times New Roman"/>
-          <w:sz w:val="26"/>
-          <w:szCs w:val="26"/>
-        </w:rPr>
-        <w:t>.</w:t>
-      </w:r>
-    </w:p>
-    <w:p>
-      <w:pPr>
-        <w:pStyle w:val="a5"/>
-        <w:numPr>
-          <w:ilvl w:val="0"/>
-          <w:numId w:val="7"/>
-        </w:numPr>
-        <w:spacing w:line="240" w:lineRule="auto"/>
-        <w:ind w:left="0" w:firstLine="709"/>
-        <w:jc w:val="both"/>
-        <w:rPr>
-          <w:rFonts w:cs="Times New Roman"/>
-          <w:sz w:val="26"/>
-          <w:szCs w:val="26"/>
-        </w:rPr>
-      </w:pPr>
-      <w:r>
-        <w:rPr>
-          <w:rFonts w:ascii="Times New Roman" w:hAnsi="Times New Roman" w:cs="Times New Roman"/>
-          <w:sz w:val="26"/>
-          <w:szCs w:val="26"/>
-        </w:rPr>
-        <w:t>Сгруппируйте данные по целевой переменной и скажите, какова средняя длина лепестка (</w:t>
-      </w:r>
-      <w:r>
-        <w:rPr>
-          <w:rFonts w:ascii="Times New Roman" w:hAnsi="Times New Roman" w:cs="Times New Roman"/>
-          <w:sz w:val="26"/>
-          <w:szCs w:val="26"/>
-          <w:lang w:val="en-US"/>
-        </w:rPr>
-        <w:t>petal</w:t>
-      </w:r>
-      <w:r>
-        <w:rPr>
-          <w:rFonts w:ascii="Times New Roman" w:hAnsi="Times New Roman" w:cs="Times New Roman"/>
-          <w:sz w:val="26"/>
-          <w:szCs w:val="26"/>
-        </w:rPr>
-        <w:t xml:space="preserve"> </w:t>
-      </w:r>
-      <w:proofErr w:type="spellStart"/>
-      <w:r>
-        <w:rPr>
-          <w:rFonts w:ascii="Times New Roman" w:hAnsi="Times New Roman" w:cs="Times New Roman"/>
-          <w:sz w:val="26"/>
-          <w:szCs w:val="26"/>
-        </w:rPr>
-        <w:t>length</w:t>
-      </w:r>
-      <w:proofErr w:type="spellEnd"/>
-      <w:r>
-        <w:rPr>
-          <w:rFonts w:ascii="Times New Roman" w:hAnsi="Times New Roman" w:cs="Times New Roman"/>
-          <w:sz w:val="26"/>
-          <w:szCs w:val="26"/>
-        </w:rPr>
-        <w:t xml:space="preserve"> (</w:t>
-      </w:r>
-      <w:proofErr w:type="spellStart"/>
-      <w:r>
-        <w:rPr>
-          <w:rFonts w:ascii="Times New Roman" w:hAnsi="Times New Roman" w:cs="Times New Roman"/>
-          <w:sz w:val="26"/>
-          <w:szCs w:val="26"/>
-        </w:rPr>
-        <w:t>cm</w:t>
-      </w:r>
-      <w:proofErr w:type="spellEnd"/>
-      <w:r>
-        <w:rPr>
-          <w:rFonts w:ascii="Times New Roman" w:hAnsi="Times New Roman" w:cs="Times New Roman"/>
-          <w:sz w:val="26"/>
-          <w:szCs w:val="26"/>
-        </w:rPr>
-        <w:t>)) в каждой группе и сколько всего групп.</w:t>
-      </w:r>
-    </w:p>
-    <w:p>
-      <w:pPr>
-        <w:pStyle w:val="a5"/>
-        <w:numPr>
-          <w:ilvl w:val="0"/>
-          <w:numId w:val="7"/>
-        </w:numPr>
-        <w:spacing w:line="240" w:lineRule="auto"/>
-        <w:ind w:left="0" w:firstLine="709"/>
-        <w:jc w:val="both"/>
-        <w:rPr>
-          <w:rFonts w:ascii="Times New Roman" w:hAnsi="Times New Roman" w:cs="Times New Roman"/>
-          <w:bCs/>
-          <w:sz w:val="26"/>
-          <w:szCs w:val="26"/>
-        </w:rPr>
-      </w:pPr>
-      <w:r>
-        <w:rPr>
-          <w:rFonts w:ascii="Times New Roman" w:hAnsi="Times New Roman" w:cs="Times New Roman"/>
-          <w:sz w:val="26"/>
-          <w:szCs w:val="26"/>
-        </w:rPr>
-        <w:t xml:space="preserve">Оцените </w:t>
-      </w:r>
-      <w:r>
-        <w:rPr>
-          <w:rFonts w:ascii="Times New Roman" w:hAnsi="Times New Roman" w:cs="Times New Roman"/>
-          <w:bCs/>
-          <w:sz w:val="26"/>
-          <w:szCs w:val="26"/>
-        </w:rPr>
-        <w:t>парные взаимосвязи между переменными "</w:t>
-      </w:r>
-      <w:r>
-        <w:rPr>
-          <w:rFonts w:ascii="Times New Roman" w:hAnsi="Times New Roman" w:cs="Times New Roman"/>
-          <w:bCs/>
-          <w:sz w:val="26"/>
-          <w:szCs w:val="26"/>
-          <w:lang w:val="en-US"/>
-        </w:rPr>
-        <w:t>petal</w:t>
-      </w:r>
-      <w:r>
-        <w:rPr>
-          <w:rFonts w:ascii="Times New Roman" w:hAnsi="Times New Roman" w:cs="Times New Roman"/>
-          <w:bCs/>
-          <w:sz w:val="26"/>
-          <w:szCs w:val="26"/>
-        </w:rPr>
-        <w:t xml:space="preserve"> </w:t>
-      </w:r>
-      <w:proofErr w:type="spellStart"/>
-      <w:r>
-        <w:rPr>
-          <w:rFonts w:ascii="Times New Roman" w:hAnsi="Times New Roman" w:cs="Times New Roman"/>
-          <w:bCs/>
-          <w:sz w:val="26"/>
-          <w:szCs w:val="26"/>
-        </w:rPr>
-        <w:t>width</w:t>
-      </w:r>
-      <w:proofErr w:type="spellEnd"/>
-      <w:r>
-        <w:rPr>
-          <w:rFonts w:ascii="Times New Roman" w:hAnsi="Times New Roman" w:cs="Times New Roman"/>
-          <w:bCs/>
-          <w:sz w:val="26"/>
-          <w:szCs w:val="26"/>
-        </w:rPr>
-        <w:t xml:space="preserve"> (</w:t>
-      </w:r>
-      <w:proofErr w:type="spellStart"/>
-      <w:r>
-        <w:rPr>
-          <w:rFonts w:ascii="Times New Roman" w:hAnsi="Times New Roman" w:cs="Times New Roman"/>
-          <w:bCs/>
-          <w:sz w:val="26"/>
-          <w:szCs w:val="26"/>
-        </w:rPr>
-        <w:t>cm</w:t>
-      </w:r>
-      <w:proofErr w:type="spellEnd"/>
-      <w:r>
-        <w:rPr>
-          <w:rFonts w:ascii="Times New Roman" w:hAnsi="Times New Roman" w:cs="Times New Roman"/>
-          <w:bCs/>
-          <w:sz w:val="26"/>
-          <w:szCs w:val="26"/>
-        </w:rPr>
-        <w:t>)" и "</w:t>
-      </w:r>
-      <w:r>
-        <w:rPr>
-          <w:rFonts w:ascii="Times New Roman" w:hAnsi="Times New Roman" w:cs="Times New Roman"/>
-          <w:bCs/>
-          <w:sz w:val="26"/>
-          <w:szCs w:val="26"/>
-          <w:lang w:val="en-US"/>
-        </w:rPr>
-        <w:t>petal</w:t>
-      </w:r>
-      <w:r>
-        <w:rPr>
-          <w:rFonts w:ascii="Times New Roman" w:hAnsi="Times New Roman" w:cs="Times New Roman"/>
-          <w:bCs/>
-          <w:sz w:val="26"/>
-          <w:szCs w:val="26"/>
-        </w:rPr>
-        <w:t xml:space="preserve"> </w:t>
-      </w:r>
-      <w:proofErr w:type="spellStart"/>
-      <w:r>
-        <w:rPr>
-          <w:rFonts w:ascii="Times New Roman" w:hAnsi="Times New Roman" w:cs="Times New Roman"/>
-          <w:bCs/>
-          <w:sz w:val="26"/>
-          <w:szCs w:val="26"/>
-        </w:rPr>
-        <w:t>length</w:t>
-      </w:r>
-      <w:proofErr w:type="spellEnd"/>
-      <w:r>
-        <w:rPr>
-          <w:rFonts w:ascii="Times New Roman" w:hAnsi="Times New Roman" w:cs="Times New Roman"/>
-          <w:bCs/>
-          <w:sz w:val="26"/>
-          <w:szCs w:val="26"/>
-        </w:rPr>
-        <w:t xml:space="preserve"> (</w:t>
-      </w:r>
-      <w:proofErr w:type="spellStart"/>
-      <w:r>
-        <w:rPr>
-          <w:rFonts w:ascii="Times New Roman" w:hAnsi="Times New Roman" w:cs="Times New Roman"/>
-          <w:bCs/>
-          <w:sz w:val="26"/>
-          <w:szCs w:val="26"/>
-        </w:rPr>
-        <w:t>cm</w:t>
-      </w:r>
-      <w:proofErr w:type="spellEnd"/>
-      <w:r>
-        <w:rPr>
-          <w:rFonts w:ascii="Times New Roman" w:hAnsi="Times New Roman" w:cs="Times New Roman"/>
-          <w:bCs/>
-          <w:sz w:val="26"/>
-          <w:szCs w:val="26"/>
-        </w:rPr>
-        <w:t xml:space="preserve">)" с помощью </w:t>
-      </w:r>
-      <w:proofErr w:type="spellStart"/>
-      <w:r>
-        <w:rPr>
-          <w:rFonts w:ascii="Times New Roman" w:hAnsi="Times New Roman" w:cs="Times New Roman"/>
-          <w:bCs/>
-          <w:sz w:val="26"/>
-          <w:szCs w:val="26"/>
-          <w:lang w:val="en-US"/>
-        </w:rPr>
-        <w:t>sns</w:t>
-      </w:r>
-      <w:proofErr w:type="spellEnd"/>
-      <w:r>
-        <w:rPr>
-          <w:rFonts w:ascii="Times New Roman" w:hAnsi="Times New Roman" w:cs="Times New Roman"/>
-          <w:bCs/>
-          <w:sz w:val="26"/>
-          <w:szCs w:val="26"/>
-        </w:rPr>
-        <w:t>.</w:t>
-      </w:r>
-      <w:proofErr w:type="spellStart"/>
-      <w:r>
-        <w:rPr>
-          <w:rFonts w:ascii="Times New Roman" w:hAnsi="Times New Roman" w:cs="Times New Roman"/>
-          <w:bCs/>
-          <w:sz w:val="26"/>
-          <w:szCs w:val="26"/>
-          <w:lang w:val="en-US"/>
-        </w:rPr>
-        <w:t>pairplot</w:t>
-      </w:r>
-      <w:proofErr w:type="spellEnd"/>
-      <w:r>
-        <w:rPr>
-          <w:rFonts w:ascii="Times New Roman" w:hAnsi="Times New Roman" w:cs="Times New Roman"/>
-          <w:bCs/>
-          <w:sz w:val="26"/>
-          <w:szCs w:val="26"/>
-        </w:rPr>
-        <w:t>. Сделайте выводы по диаграмме. Скажите, есть ли заметная связь между переменными.</w:t>
-      </w:r>
-    </w:p>
-    <w:p>
-      <w:pPr>
-        <w:pStyle w:val="a5"/>
-        <w:numPr>
-          <w:ilvl w:val="0"/>
-          <w:numId w:val="7"/>
-        </w:numPr>
-        <w:spacing w:line="240" w:lineRule="auto"/>
-        <w:ind w:left="0" w:firstLine="709"/>
-        <w:jc w:val="both"/>
-        <w:rPr>
-          <w:rFonts w:cs="Times New Roman"/>
-          <w:bCs/>
-          <w:sz w:val="26"/>
-          <w:szCs w:val="26"/>
-        </w:rPr>
-      </w:pPr>
-      <w:r>
-        <w:rPr>
-          <w:rFonts w:ascii="Times New Roman" w:hAnsi="Times New Roman" w:cs="Times New Roman"/>
-          <w:bCs/>
-          <w:sz w:val="26"/>
-          <w:szCs w:val="26"/>
-        </w:rPr>
-        <w:t xml:space="preserve">Разделите данные на обучающую и тестовую выборку. Создайте модель </w:t>
-      </w:r>
-      <w:proofErr w:type="spellStart"/>
-      <w:r>
-        <w:rPr>
-          <w:rFonts w:ascii="Times New Roman" w:hAnsi="Times New Roman" w:cs="Times New Roman"/>
-          <w:bCs/>
-          <w:sz w:val="26"/>
-          <w:szCs w:val="26"/>
-        </w:rPr>
-        <w:t>логистической</w:t>
-      </w:r>
-      <w:proofErr w:type="spellEnd"/>
-      <w:r>
-        <w:rPr>
-          <w:rFonts w:ascii="Times New Roman" w:hAnsi="Times New Roman" w:cs="Times New Roman"/>
-          <w:bCs/>
-          <w:sz w:val="26"/>
-          <w:szCs w:val="26"/>
-        </w:rPr>
-        <w:t xml:space="preserve"> регрессии, предварительно отмасштабировав данные (с помощью </w:t>
-      </w:r>
-      <w:proofErr w:type="spellStart"/>
-      <w:r>
-        <w:rPr>
-          <w:rFonts w:ascii="Times New Roman" w:hAnsi="Times New Roman" w:cs="Times New Roman"/>
-          <w:bCs/>
-          <w:sz w:val="26"/>
-          <w:szCs w:val="26"/>
-        </w:rPr>
-        <w:t>StandardScaler</w:t>
-      </w:r>
-      <w:proofErr w:type="spellEnd"/>
-      <w:r>
-        <w:rPr>
-          <w:rFonts w:ascii="Times New Roman" w:hAnsi="Times New Roman" w:cs="Times New Roman"/>
-          <w:bCs/>
-          <w:sz w:val="26"/>
-          <w:szCs w:val="26"/>
-        </w:rPr>
-        <w:t xml:space="preserve">). Обучите модель и предскажите результаты. Выведите точность модели на </w:t>
-      </w:r>
-      <w:r>
-        <w:rPr>
-          <w:rFonts w:ascii="Times New Roman" w:hAnsi="Times New Roman" w:cs="Times New Roman"/>
-          <w:bCs/>
-          <w:sz w:val="26"/>
-          <w:szCs w:val="26"/>
-          <w:lang w:val="en-US"/>
-        </w:rPr>
-        <w:t>test</w:t>
-      </w:r>
-      <w:r>
-        <w:rPr>
-          <w:rFonts w:ascii="Times New Roman" w:hAnsi="Times New Roman" w:cs="Times New Roman"/>
-          <w:bCs/>
-          <w:sz w:val="26"/>
-          <w:szCs w:val="26"/>
-        </w:rPr>
-        <w:t>-выборке.</w:t>
-      </w:r>
-    </w:p>
-    <w:p>
-      <w:pPr>
-        <w:pStyle w:val="a5"/>
-        <w:spacing w:after="0" w:line="240" w:lineRule="auto"/>
-        <w:ind w:left="709"/>
-        <w:jc w:val="both"/>
-        <w:rPr>
-          <w:rFonts w:ascii="Times New Roman" w:hAnsi="Times New Roman" w:cs="Times New Roman"/>
-          <w:sz w:val="26"/>
-          <w:szCs w:val="26"/>
-        </w:rPr>
-      </w:pPr>
+          <w:rFonts w:cs="Times New Roman"/>
+          <w:sz w:val="26"/>
+          <w:szCs w:val="26"/>
+        </w:rPr>
+      </w:pPr>
+      <w:r>
+        <w:rPr>
+          <w:rFonts w:ascii="Times New Roman" w:hAnsi="Times New Roman" w:cs="Times New Roman"/>
+          <w:bCs/>
+          <w:sz w:val="26"/>
+          <w:szCs w:val="26"/>
+        </w:rPr>
+        <w:t xml:space="preserve">Обучив еще одну модель с лучшим значением </w:t>
+      </w:r>
+      <w:r>
+        <w:rPr>
+          <w:rFonts w:ascii="Times New Roman" w:hAnsi="Times New Roman" w:cs="Times New Roman"/>
+          <w:bCs/>
+          <w:sz w:val="26"/>
+          <w:szCs w:val="26"/>
+          <w:lang w:val="en-US"/>
+        </w:rPr>
+        <w:t>C</w:t>
+      </w:r>
+      <w:r>
+        <w:rPr>
+          <w:rFonts w:ascii="Times New Roman" w:hAnsi="Times New Roman" w:cs="Times New Roman"/>
+          <w:bCs/>
+          <w:sz w:val="26"/>
+          <w:szCs w:val="26"/>
+        </w:rPr>
+        <w:t xml:space="preserve">, выведите </w:t>
+      </w:r>
+      <w:r>
+        <w:rPr>
+          <w:rFonts w:ascii="Times New Roman" w:hAnsi="Times New Roman" w:cs="Times New Roman"/>
+          <w:bCs/>
+          <w:sz w:val="26"/>
+          <w:szCs w:val="26"/>
+          <w:lang w:val="en-US"/>
+        </w:rPr>
+        <w:t>classification</w:t>
+      </w:r>
+      <w:r>
+        <w:rPr>
+          <w:rFonts w:ascii="Times New Roman" w:hAnsi="Times New Roman" w:cs="Times New Roman"/>
+          <w:bCs/>
+          <w:sz w:val="26"/>
+          <w:szCs w:val="26"/>
+        </w:rPr>
+        <w:t>_</w:t>
+      </w:r>
+      <w:r>
+        <w:rPr>
+          <w:rFonts w:ascii="Times New Roman" w:hAnsi="Times New Roman" w:cs="Times New Roman"/>
+          <w:bCs/>
+          <w:sz w:val="26"/>
+          <w:szCs w:val="26"/>
+          <w:lang w:val="en-US"/>
+        </w:rPr>
+        <w:t>report</w:t>
+      </w:r>
+      <w:r>
+        <w:rPr>
+          <w:rFonts w:ascii="Times New Roman" w:hAnsi="Times New Roman" w:cs="Times New Roman"/>
+          <w:bCs/>
+          <w:sz w:val="26"/>
+          <w:szCs w:val="26"/>
+        </w:rPr>
+        <w:t xml:space="preserve"> по предсказанной тестовой выборке. Сделайте вывод.</w:t>
+      </w:r>
     </w:p>
     <w:p>
       <w:pPr>
@@ -2016,7 +2225,10 @@
           <w:u w:val="single"/>
         </w:rPr>
       </w:pPr>
-      <w:r>
+    </w:p>
+    <w:p>
+      <w:pPr>
+        <w:jc w:val="center"/>
         <w:rPr>
           <w:rFonts w:cs="Times New Roman"/>
           <w:b/>
@@ -2024,7 +2236,16 @@
           <w:szCs w:val="26"/>
           <w:u w:val="single"/>
         </w:rPr>
-        <w:t>Задание 2. Параметры моделей, метрики качества, визуализация</w:t>
+      </w:pPr>
+      <w:r>
+        <w:rPr>
+          <w:rFonts w:cs="Times New Roman"/>
+          <w:b/>
+          <w:sz w:val="26"/>
+          <w:szCs w:val="26"/>
+          <w:u w:val="single"/>
+        </w:rPr>
+        <w:t>Задание 3. Работа с реальными данными: Титаник</w:t>
       </w:r>
     </w:p>
     <w:p>
@@ -2038,18 +2259,18 @@
         <w:ind w:left="0" w:firstLine="709"/>
         <w:jc w:val="both"/>
         <w:rPr>
-          <w:rFonts w:cs="Times New Roman"/>
-          <w:sz w:val="26"/>
-          <w:szCs w:val="26"/>
-        </w:rPr>
-      </w:pPr>
-      <w:r>
-        <w:rPr>
-          <w:rFonts w:ascii="Times New Roman" w:hAnsi="Times New Roman" w:cs="Times New Roman"/>
-          <w:sz w:val="26"/>
-          <w:szCs w:val="26"/>
-        </w:rPr>
-        <w:t xml:space="preserve">Используя </w:t>
+          <w:rFonts w:ascii="Times New Roman" w:hAnsi="Times New Roman" w:cs="Times New Roman"/>
+          <w:sz w:val="26"/>
+          <w:szCs w:val="26"/>
+        </w:rPr>
+      </w:pPr>
+      <w:r>
+        <w:rPr>
+          <w:rFonts w:ascii="Times New Roman" w:hAnsi="Times New Roman" w:cs="Times New Roman"/>
+          <w:sz w:val="26"/>
+          <w:szCs w:val="26"/>
+        </w:rPr>
+        <w:t xml:space="preserve">Скачайте </w:t>
       </w:r>
       <w:proofErr w:type="spellStart"/>
       <w:r>
@@ -2058,7 +2279,7 @@
           <w:sz w:val="26"/>
           <w:szCs w:val="26"/>
         </w:rPr>
-        <w:t>датасет</w:t>
+        <w:t>датасэт</w:t>
       </w:r>
       <w:proofErr w:type="spellEnd"/>
       <w:r>
@@ -2067,52 +2288,72 @@
           <w:sz w:val="26"/>
           <w:szCs w:val="26"/>
         </w:rPr>
-        <w:t xml:space="preserve"> ирисов, п</w:t>
-      </w:r>
-      <w:r>
-        <w:rPr>
-          <w:rFonts w:ascii="Times New Roman" w:hAnsi="Times New Roman" w:cs="Times New Roman"/>
-          <w:sz w:val="26"/>
-          <w:szCs w:val="26"/>
-        </w:rPr>
-        <w:t>остройте распределения и, используя график, скажите, у какого (каких) параметра (</w:t>
-      </w:r>
-      <w:proofErr w:type="spellStart"/>
-      <w:r>
-        <w:rPr>
-          <w:rFonts w:ascii="Times New Roman" w:hAnsi="Times New Roman" w:cs="Times New Roman"/>
-          <w:sz w:val="26"/>
-          <w:szCs w:val="26"/>
-        </w:rPr>
-        <w:t>ов</w:t>
-      </w:r>
-      <w:proofErr w:type="spellEnd"/>
-      <w:r>
-        <w:rPr>
-          <w:rFonts w:ascii="Times New Roman" w:hAnsi="Times New Roman" w:cs="Times New Roman"/>
-          <w:sz w:val="26"/>
-          <w:szCs w:val="26"/>
-        </w:rPr>
-        <w:t xml:space="preserve">) одно значение встречается чаще всего – одна мода (используйте </w:t>
-      </w:r>
-      <w:proofErr w:type="spellStart"/>
-      <w:r>
-        <w:rPr>
-          <w:rFonts w:ascii="Times New Roman" w:hAnsi="Times New Roman" w:cs="Times New Roman"/>
-          <w:sz w:val="26"/>
-          <w:szCs w:val="26"/>
-          <w:lang w:val="en-US"/>
-        </w:rPr>
-        <w:t>kdeplot</w:t>
-      </w:r>
-      <w:proofErr w:type="spellEnd"/>
-      <w:r>
-        <w:rPr>
-          <w:rFonts w:ascii="Times New Roman" w:hAnsi="Times New Roman" w:cs="Times New Roman"/>
-          <w:sz w:val="26"/>
-          <w:szCs w:val="26"/>
-        </w:rPr>
-        <w:t>).</w:t>
+        <w:t xml:space="preserve"> о выживших на Титанике. Выведите количество строк и столбцов. Проверьте пропущенные значения. </w:t>
+      </w:r>
+      <w:r>
+        <w:rPr>
+          <w:rFonts w:ascii="Times New Roman" w:hAnsi="Times New Roman" w:cs="Times New Roman"/>
+          <w:sz w:val="26"/>
+          <w:szCs w:val="26"/>
+        </w:rPr>
+        <w:t xml:space="preserve">Удалите столбец </w:t>
+      </w:r>
+      <w:r>
+        <w:rPr>
+          <w:rFonts w:ascii="Times New Roman" w:hAnsi="Times New Roman" w:cs="Times New Roman"/>
+          <w:sz w:val="26"/>
+          <w:szCs w:val="26"/>
+          <w:lang w:val="en-US"/>
+        </w:rPr>
+        <w:t>Cabin</w:t>
+      </w:r>
+      <w:r>
+        <w:rPr>
+          <w:rFonts w:ascii="Times New Roman" w:hAnsi="Times New Roman" w:cs="Times New Roman"/>
+          <w:sz w:val="26"/>
+          <w:szCs w:val="26"/>
+        </w:rPr>
+        <w:t xml:space="preserve">. </w:t>
+      </w:r>
+      <w:r>
+        <w:rPr>
+          <w:rFonts w:ascii="Times New Roman" w:hAnsi="Times New Roman" w:cs="Times New Roman"/>
+          <w:sz w:val="26"/>
+          <w:szCs w:val="26"/>
+        </w:rPr>
+        <w:t xml:space="preserve">Пропущенные числовые значения замените на </w:t>
+      </w:r>
+      <w:r>
+        <w:rPr>
+          <w:rFonts w:ascii="Times New Roman" w:hAnsi="Times New Roman" w:cs="Times New Roman"/>
+          <w:sz w:val="26"/>
+          <w:szCs w:val="26"/>
+        </w:rPr>
+        <w:t>среднее</w:t>
+      </w:r>
+      <w:r>
+        <w:rPr>
+          <w:rFonts w:ascii="Times New Roman" w:hAnsi="Times New Roman" w:cs="Times New Roman"/>
+          <w:sz w:val="26"/>
+          <w:szCs w:val="26"/>
+        </w:rPr>
+        <w:t xml:space="preserve">, пропущенные текстовые на </w:t>
+      </w:r>
+      <w:r>
+        <w:rPr>
+          <w:rFonts w:ascii="Times New Roman" w:hAnsi="Times New Roman" w:cs="Times New Roman"/>
+          <w:sz w:val="26"/>
+          <w:szCs w:val="26"/>
+        </w:rPr>
+        <w:t>наименее</w:t>
+      </w:r>
+      <w:r>
+        <w:rPr>
+          <w:rFonts w:ascii="Times New Roman" w:hAnsi="Times New Roman" w:cs="Times New Roman"/>
+          <w:sz w:val="26"/>
+          <w:szCs w:val="26"/>
+        </w:rPr>
+        <w:t xml:space="preserve"> встречаемое в признаке.</w:t>
       </w:r>
     </w:p>
     <w:p>
@@ -2127,124 +2368,34 @@
         <w:jc w:val="both"/>
         <w:rPr>
           <w:rFonts w:ascii="Times New Roman" w:hAnsi="Times New Roman" w:cs="Times New Roman"/>
-          <w:bCs/>
-          <w:sz w:val="26"/>
-          <w:szCs w:val="26"/>
-        </w:rPr>
-      </w:pPr>
-      <w:r>
-        <w:rPr>
-          <w:rFonts w:ascii="Times New Roman" w:hAnsi="Times New Roman" w:cs="Times New Roman"/>
-          <w:bCs/>
-          <w:sz w:val="26"/>
-          <w:szCs w:val="26"/>
-        </w:rPr>
-        <w:t xml:space="preserve">Проверьте, повлияет ли параметр </w:t>
-      </w:r>
-      <w:r>
-        <w:rPr>
-          <w:rFonts w:ascii="Times New Roman" w:hAnsi="Times New Roman" w:cs="Times New Roman"/>
-          <w:bCs/>
-          <w:sz w:val="26"/>
-          <w:szCs w:val="26"/>
-          <w:lang w:val="en-US"/>
-        </w:rPr>
-        <w:t>C</w:t>
-      </w:r>
-      <w:r>
-        <w:rPr>
-          <w:rFonts w:ascii="Times New Roman" w:hAnsi="Times New Roman" w:cs="Times New Roman"/>
-          <w:bCs/>
-          <w:sz w:val="26"/>
-          <w:szCs w:val="26"/>
-        </w:rPr>
-        <w:t xml:space="preserve"> (</w:t>
-      </w:r>
-      <w:proofErr w:type="spellStart"/>
-      <w:r>
-        <w:rPr>
-          <w:rFonts w:ascii="Times New Roman" w:hAnsi="Times New Roman" w:cs="Times New Roman"/>
-          <w:bCs/>
-          <w:sz w:val="26"/>
-          <w:szCs w:val="26"/>
-        </w:rPr>
-        <w:t>сила</w:t>
-      </w:r>
-      <w:r>
-        <w:rPr>
-          <w:rFonts w:ascii="Times New Roman" w:hAnsi="Times New Roman" w:cs="Times New Roman"/>
-          <w:bCs/>
-          <w:sz w:val="26"/>
-          <w:szCs w:val="26"/>
-        </w:rPr>
-        <w:t>ла</w:t>
-      </w:r>
-      <w:proofErr w:type="spellEnd"/>
-      <w:r>
-        <w:rPr>
-          <w:rFonts w:ascii="Times New Roman" w:hAnsi="Times New Roman" w:cs="Times New Roman"/>
-          <w:bCs/>
-          <w:sz w:val="26"/>
-          <w:szCs w:val="26"/>
-        </w:rPr>
-        <w:t xml:space="preserve"> регуляризации)</w:t>
-      </w:r>
-      <w:r>
-        <w:rPr>
-          <w:rFonts w:ascii="Times New Roman" w:hAnsi="Times New Roman" w:cs="Times New Roman"/>
-          <w:bCs/>
-          <w:sz w:val="26"/>
-          <w:szCs w:val="26"/>
-        </w:rPr>
-        <w:t xml:space="preserve"> на точность модели. Обучите </w:t>
-      </w:r>
-      <w:proofErr w:type="spellStart"/>
-      <w:r>
-        <w:rPr>
-          <w:rFonts w:ascii="Times New Roman" w:hAnsi="Times New Roman" w:cs="Times New Roman"/>
-          <w:bCs/>
-          <w:sz w:val="26"/>
-          <w:szCs w:val="26"/>
-          <w:lang w:val="en-US"/>
-        </w:rPr>
-        <w:t>LogisticRegression</w:t>
-      </w:r>
-      <w:proofErr w:type="spellEnd"/>
-      <w:r>
-        <w:rPr>
-          <w:rFonts w:ascii="Times New Roman" w:hAnsi="Times New Roman" w:cs="Times New Roman"/>
-          <w:bCs/>
-          <w:sz w:val="26"/>
-          <w:szCs w:val="26"/>
-        </w:rPr>
-        <w:t xml:space="preserve"> с параметром </w:t>
-      </w:r>
-      <w:r>
-        <w:rPr>
-          <w:rFonts w:ascii="Times New Roman" w:hAnsi="Times New Roman" w:cs="Times New Roman"/>
-          <w:bCs/>
-          <w:sz w:val="26"/>
-          <w:szCs w:val="26"/>
-        </w:rPr>
-        <w:t>С</w:t>
-      </w:r>
-      <w:r>
-        <w:rPr>
-          <w:rFonts w:ascii="Times New Roman" w:hAnsi="Times New Roman" w:cs="Times New Roman"/>
-          <w:bCs/>
-          <w:sz w:val="26"/>
-          <w:szCs w:val="26"/>
-        </w:rPr>
-        <w:t xml:space="preserve"> = [0.5, 1, 2]</w:t>
-      </w:r>
-      <w:r>
-        <w:rPr>
-          <w:rFonts w:ascii="Times New Roman" w:hAnsi="Times New Roman" w:cs="Times New Roman"/>
-          <w:bCs/>
-          <w:sz w:val="26"/>
-          <w:szCs w:val="26"/>
-        </w:rPr>
-        <w:t>. Выведите точность на тестовой выборке и сравните результаты.</w:t>
+          <w:sz w:val="26"/>
+          <w:szCs w:val="26"/>
+        </w:rPr>
+      </w:pPr>
+      <w:r>
+        <w:rPr>
+          <w:rFonts w:ascii="Times New Roman" w:hAnsi="Times New Roman" w:cs="Times New Roman"/>
+          <w:sz w:val="26"/>
+          <w:szCs w:val="26"/>
+        </w:rPr>
+        <w:t xml:space="preserve">Проверьте корреляцию между признаком </w:t>
+      </w:r>
+      <w:r>
+        <w:rPr>
+          <w:rFonts w:ascii="Times New Roman" w:hAnsi="Times New Roman" w:cs="Times New Roman"/>
+          <w:sz w:val="26"/>
+          <w:szCs w:val="26"/>
+          <w:lang w:val="en-US"/>
+        </w:rPr>
+        <w:t>Survived</w:t>
+      </w:r>
+      <w:r>
+        <w:rPr>
+          <w:rFonts w:ascii="Times New Roman" w:hAnsi="Times New Roman" w:cs="Times New Roman"/>
+          <w:sz w:val="26"/>
+          <w:szCs w:val="26"/>
+        </w:rPr>
+        <w:t xml:space="preserve"> и остальными числовыми признаками. Выделите таблицу и выделите в ней признак с наибольшей корреляцией.</w:t>
       </w:r>
     </w:p>
     <w:p>
@@ -2258,135 +2409,43 @@
         <w:ind w:left="0" w:firstLine="709"/>
         <w:jc w:val="both"/>
         <w:rPr>
-          <w:rFonts w:cs="Times New Roman"/>
-          <w:sz w:val="26"/>
-          <w:szCs w:val="26"/>
-        </w:rPr>
-      </w:pPr>
-      <w:r>
-        <w:rPr>
-          <w:rFonts w:ascii="Times New Roman" w:hAnsi="Times New Roman" w:cs="Times New Roman"/>
-          <w:bCs/>
-          <w:sz w:val="26"/>
-          <w:szCs w:val="26"/>
-        </w:rPr>
-        <w:t xml:space="preserve">Обучив еще одну модель с лучшим значением </w:t>
-      </w:r>
-      <w:r>
-        <w:rPr>
-          <w:rFonts w:ascii="Times New Roman" w:hAnsi="Times New Roman" w:cs="Times New Roman"/>
-          <w:bCs/>
-          <w:sz w:val="26"/>
-          <w:szCs w:val="26"/>
-          <w:lang w:val="en-US"/>
-        </w:rPr>
-        <w:t>C</w:t>
-      </w:r>
-      <w:r>
-        <w:rPr>
-          <w:rFonts w:ascii="Times New Roman" w:hAnsi="Times New Roman" w:cs="Times New Roman"/>
-          <w:bCs/>
-          <w:sz w:val="26"/>
-          <w:szCs w:val="26"/>
-        </w:rPr>
-        <w:t xml:space="preserve">, выведите </w:t>
-      </w:r>
-      <w:r>
-        <w:rPr>
-          <w:rFonts w:ascii="Times New Roman" w:hAnsi="Times New Roman" w:cs="Times New Roman"/>
-          <w:bCs/>
-          <w:sz w:val="26"/>
-          <w:szCs w:val="26"/>
-          <w:lang w:val="en-US"/>
-        </w:rPr>
-        <w:t>classification</w:t>
-      </w:r>
-      <w:r>
-        <w:rPr>
-          <w:rFonts w:ascii="Times New Roman" w:hAnsi="Times New Roman" w:cs="Times New Roman"/>
-          <w:bCs/>
-          <w:sz w:val="26"/>
-          <w:szCs w:val="26"/>
-        </w:rPr>
-        <w:t>_</w:t>
-      </w:r>
-      <w:r>
-        <w:rPr>
-          <w:rFonts w:ascii="Times New Roman" w:hAnsi="Times New Roman" w:cs="Times New Roman"/>
-          <w:bCs/>
-          <w:sz w:val="26"/>
-          <w:szCs w:val="26"/>
-          <w:lang w:val="en-US"/>
-        </w:rPr>
-        <w:t>report</w:t>
-      </w:r>
-      <w:r>
-        <w:rPr>
-          <w:rFonts w:ascii="Times New Roman" w:hAnsi="Times New Roman" w:cs="Times New Roman"/>
-          <w:bCs/>
-          <w:sz w:val="26"/>
-          <w:szCs w:val="26"/>
-        </w:rPr>
-        <w:t xml:space="preserve"> по предсказанной тестовой выборке. Сделайте вывод.</w:t>
-      </w:r>
-    </w:p>
-    <w:p>
-      <w:pPr>
-        <w:jc w:val="center"/>
-        <w:rPr>
-          <w:rFonts w:cs="Times New Roman"/>
-          <w:b/>
-          <w:sz w:val="26"/>
-          <w:szCs w:val="26"/>
-          <w:u w:val="single"/>
-        </w:rPr>
-      </w:pPr>
-    </w:p>
-    <w:p>
-      <w:pPr>
-        <w:jc w:val="center"/>
-        <w:rPr>
-          <w:rFonts w:cs="Times New Roman"/>
-          <w:b/>
-          <w:sz w:val="26"/>
-          <w:szCs w:val="26"/>
-          <w:u w:val="single"/>
-        </w:rPr>
-      </w:pPr>
-      <w:r>
-        <w:rPr>
-          <w:rFonts w:cs="Times New Roman"/>
-          <w:b/>
-          <w:sz w:val="26"/>
-          <w:szCs w:val="26"/>
-          <w:u w:val="single"/>
-        </w:rPr>
-        <w:t>Задание 3. Работа с реальными данными: Титаник</w:t>
-      </w:r>
-    </w:p>
-    <w:p>
-      <w:pPr>
-        <w:pStyle w:val="a5"/>
-        <w:numPr>
-          <w:ilvl w:val="0"/>
-          <w:numId w:val="7"/>
-        </w:numPr>
-        <w:spacing w:after="0" w:line="240" w:lineRule="auto"/>
-        <w:ind w:left="0" w:firstLine="709"/>
-        <w:jc w:val="both"/>
-        <w:rPr>
-          <w:rFonts w:ascii="Times New Roman" w:hAnsi="Times New Roman" w:cs="Times New Roman"/>
-          <w:sz w:val="26"/>
-          <w:szCs w:val="26"/>
-        </w:rPr>
-      </w:pPr>
-      <w:r>
-        <w:rPr>
-          <w:rFonts w:ascii="Times New Roman" w:hAnsi="Times New Roman" w:cs="Times New Roman"/>
-          <w:sz w:val="26"/>
-          <w:szCs w:val="26"/>
-        </w:rPr>
-        <w:t xml:space="preserve">Скачайте </w:t>
+          <w:rFonts w:ascii="Times New Roman" w:hAnsi="Times New Roman" w:cs="Times New Roman"/>
+          <w:sz w:val="26"/>
+          <w:szCs w:val="26"/>
+        </w:rPr>
+      </w:pPr>
+      <w:r>
+        <w:rPr>
+          <w:rFonts w:ascii="Times New Roman" w:hAnsi="Times New Roman" w:cs="Times New Roman"/>
+          <w:sz w:val="26"/>
+          <w:szCs w:val="26"/>
+        </w:rPr>
+        <w:t xml:space="preserve">Преобразуйте категориальный признак </w:t>
+      </w:r>
+      <w:r>
+        <w:rPr>
+          <w:rFonts w:ascii="Times New Roman" w:hAnsi="Times New Roman" w:cs="Times New Roman"/>
+          <w:sz w:val="26"/>
+          <w:szCs w:val="26"/>
+          <w:lang w:val="en-US"/>
+        </w:rPr>
+        <w:t>Embarked</w:t>
+      </w:r>
+      <w:r>
+        <w:rPr>
+          <w:rFonts w:ascii="Times New Roman" w:hAnsi="Times New Roman" w:cs="Times New Roman"/>
+          <w:sz w:val="26"/>
+          <w:szCs w:val="26"/>
+        </w:rPr>
+        <w:t xml:space="preserve"> </w:t>
+      </w:r>
+      <w:r>
+        <w:rPr>
+          <w:rFonts w:ascii="Times New Roman" w:hAnsi="Times New Roman" w:cs="Times New Roman"/>
+          <w:sz w:val="26"/>
+          <w:szCs w:val="26"/>
+        </w:rPr>
+        <w:t xml:space="preserve">в числовой при помощи </w:t>
       </w:r>
       <w:proofErr w:type="spellStart"/>
       <w:r>
@@ -2394,8 +2453,9 @@
           <w:rFonts w:ascii="Times New Roman" w:hAnsi="Times New Roman" w:cs="Times New Roman"/>
           <w:sz w:val="26"/>
           <w:szCs w:val="26"/>
-        </w:rPr>
-        <w:t>датасэт</w:t>
+          <w:lang w:val="en-US"/>
+        </w:rPr>
+        <w:t>LabelEncoder</w:t>
       </w:r>
       <w:proofErr w:type="spellEnd"/>
       <w:r>
@@ -2404,174 +2464,18 @@
           <w:sz w:val="26"/>
           <w:szCs w:val="26"/>
         </w:rPr>
-        <w:t xml:space="preserve"> о выживших на Титанике. Выведите количество строк и столбцов. Проверьте пропущенные значения. </w:t>
-      </w:r>
-      <w:r>
-        <w:rPr>
-          <w:rFonts w:ascii="Times New Roman" w:hAnsi="Times New Roman" w:cs="Times New Roman"/>
-          <w:sz w:val="26"/>
-          <w:szCs w:val="26"/>
-        </w:rPr>
-        <w:t xml:space="preserve">Удалите столбец </w:t>
-      </w:r>
-      <w:r>
-        <w:rPr>
-          <w:rFonts w:ascii="Times New Roman" w:hAnsi="Times New Roman" w:cs="Times New Roman"/>
-          <w:sz w:val="26"/>
-          <w:szCs w:val="26"/>
-          <w:lang w:val="en-US"/>
-        </w:rPr>
-        <w:t>Cabin</w:t>
-      </w:r>
-      <w:r>
-        <w:rPr>
-          <w:rFonts w:ascii="Times New Roman" w:hAnsi="Times New Roman" w:cs="Times New Roman"/>
-          <w:sz w:val="26"/>
-          <w:szCs w:val="26"/>
-        </w:rPr>
-        <w:t xml:space="preserve">. </w:t>
-      </w:r>
-      <w:r>
-        <w:rPr>
-          <w:rFonts w:ascii="Times New Roman" w:hAnsi="Times New Roman" w:cs="Times New Roman"/>
-          <w:sz w:val="26"/>
-          <w:szCs w:val="26"/>
-        </w:rPr>
-        <w:t xml:space="preserve">Пропущенные числовые значения замените на </w:t>
-      </w:r>
-      <w:r>
-        <w:rPr>
-          <w:rFonts w:ascii="Times New Roman" w:hAnsi="Times New Roman" w:cs="Times New Roman"/>
-          <w:sz w:val="26"/>
-          <w:szCs w:val="26"/>
-        </w:rPr>
-        <w:t>среднее</w:t>
-      </w:r>
-      <w:r>
-        <w:rPr>
-          <w:rFonts w:ascii="Times New Roman" w:hAnsi="Times New Roman" w:cs="Times New Roman"/>
-          <w:sz w:val="26"/>
-          <w:szCs w:val="26"/>
-        </w:rPr>
-        <w:t xml:space="preserve">, пропущенные текстовые на </w:t>
-      </w:r>
-      <w:r>
-        <w:rPr>
-          <w:rFonts w:ascii="Times New Roman" w:hAnsi="Times New Roman" w:cs="Times New Roman"/>
-          <w:sz w:val="26"/>
-          <w:szCs w:val="26"/>
-        </w:rPr>
-        <w:t>наименее</w:t>
-      </w:r>
-      <w:r>
-        <w:rPr>
-          <w:rFonts w:ascii="Times New Roman" w:hAnsi="Times New Roman" w:cs="Times New Roman"/>
-          <w:sz w:val="26"/>
-          <w:szCs w:val="26"/>
-        </w:rPr>
-        <w:t xml:space="preserve"> встречаемое в признаке.</w:t>
-      </w:r>
-    </w:p>
-    <w:p>
-      <w:pPr>
-        <w:pStyle w:val="a5"/>
-        <w:numPr>
-          <w:ilvl w:val="0"/>
-          <w:numId w:val="7"/>
-        </w:numPr>
-        <w:spacing w:after="0" w:line="240" w:lineRule="auto"/>
-        <w:ind w:left="0" w:firstLine="709"/>
-        <w:jc w:val="both"/>
-        <w:rPr>
-          <w:rFonts w:ascii="Times New Roman" w:hAnsi="Times New Roman" w:cs="Times New Roman"/>
-          <w:sz w:val="26"/>
-          <w:szCs w:val="26"/>
-        </w:rPr>
-      </w:pPr>
-      <w:r>
-        <w:rPr>
-          <w:rFonts w:ascii="Times New Roman" w:hAnsi="Times New Roman" w:cs="Times New Roman"/>
-          <w:sz w:val="26"/>
-          <w:szCs w:val="26"/>
-        </w:rPr>
-        <w:t xml:space="preserve">Проверьте корреляцию между признаком </w:t>
-      </w:r>
-      <w:r>
-        <w:rPr>
-          <w:rFonts w:ascii="Times New Roman" w:hAnsi="Times New Roman" w:cs="Times New Roman"/>
-          <w:sz w:val="26"/>
-          <w:szCs w:val="26"/>
-          <w:lang w:val="en-US"/>
-        </w:rPr>
-        <w:t>Survived</w:t>
-      </w:r>
-      <w:r>
-        <w:rPr>
-          <w:rFonts w:ascii="Times New Roman" w:hAnsi="Times New Roman" w:cs="Times New Roman"/>
-          <w:sz w:val="26"/>
-          <w:szCs w:val="26"/>
-        </w:rPr>
-        <w:t xml:space="preserve"> и остальными числовыми признаками. Выделите таблицу и выделите в ней признак с наибольшей корреляцией.</w:t>
-      </w:r>
-    </w:p>
-    <w:p>
-      <w:pPr>
-        <w:pStyle w:val="a5"/>
-        <w:numPr>
-          <w:ilvl w:val="0"/>
-          <w:numId w:val="7"/>
-        </w:numPr>
-        <w:spacing w:after="0" w:line="240" w:lineRule="auto"/>
-        <w:ind w:left="0" w:firstLine="709"/>
-        <w:jc w:val="both"/>
-        <w:rPr>
-          <w:rFonts w:ascii="Times New Roman" w:hAnsi="Times New Roman" w:cs="Times New Roman"/>
-          <w:sz w:val="26"/>
-          <w:szCs w:val="26"/>
-        </w:rPr>
-      </w:pPr>
-      <w:r>
-        <w:rPr>
-          <w:rFonts w:ascii="Times New Roman" w:hAnsi="Times New Roman" w:cs="Times New Roman"/>
-          <w:sz w:val="26"/>
-          <w:szCs w:val="26"/>
-        </w:rPr>
-        <w:t xml:space="preserve">Преобразуйте категориальный признак </w:t>
-      </w:r>
-      <w:r>
-        <w:rPr>
-          <w:rFonts w:ascii="Times New Roman" w:hAnsi="Times New Roman" w:cs="Times New Roman"/>
-          <w:sz w:val="26"/>
-          <w:szCs w:val="26"/>
-          <w:lang w:val="en-US"/>
-        </w:rPr>
-        <w:t>Embarked</w:t>
-      </w:r>
-      <w:r>
-        <w:rPr>
-          <w:rFonts w:ascii="Times New Roman" w:hAnsi="Times New Roman" w:cs="Times New Roman"/>
-          <w:sz w:val="26"/>
-          <w:szCs w:val="26"/>
-        </w:rPr>
-        <w:t xml:space="preserve"> </w:t>
-      </w:r>
-      <w:r>
-        <w:rPr>
-          <w:rFonts w:ascii="Times New Roman" w:hAnsi="Times New Roman" w:cs="Times New Roman"/>
-          <w:sz w:val="26"/>
-          <w:szCs w:val="26"/>
-        </w:rPr>
-        <w:t xml:space="preserve">в числовой при помощи </w:t>
+        <w:t xml:space="preserve">. Разделите данные на обучающую и тестовую выборку. Обучите </w:t>
       </w:r>
       <w:proofErr w:type="spellStart"/>
       <w:r>
         <w:rPr>
           <w:rFonts w:ascii="Times New Roman" w:hAnsi="Times New Roman" w:cs="Times New Roman"/>
-          <w:sz w:val="26"/>
-          <w:szCs w:val="26"/>
-          <w:lang w:val="en-US"/>
-        </w:rPr>
-        <w:t>LabelEncoder</w:t>
+          <w:bCs/>
+          <w:sz w:val="26"/>
+          <w:szCs w:val="26"/>
+          <w:lang w:val="en-US"/>
+        </w:rPr>
+        <w:t>LogisticRegression</w:t>
       </w:r>
       <w:proofErr w:type="spellEnd"/>
       <w:r>
@@ -2580,18 +2484,32 @@
           <w:sz w:val="26"/>
           <w:szCs w:val="26"/>
         </w:rPr>
-        <w:t xml:space="preserve">. Разделите данные на обучающую и тестовую выборку. Обучите </w:t>
+        <w:t xml:space="preserve">, </w:t>
+      </w:r>
+      <w:r>
+        <w:rPr>
+          <w:rFonts w:ascii="Times New Roman" w:hAnsi="Times New Roman" w:cs="Times New Roman"/>
+          <w:sz w:val="26"/>
+          <w:szCs w:val="26"/>
+        </w:rPr>
+        <w:t>используя</w:t>
+      </w:r>
+      <w:r>
+        <w:rPr>
+          <w:rFonts w:ascii="Times New Roman" w:hAnsi="Times New Roman" w:cs="Times New Roman"/>
+          <w:sz w:val="26"/>
+          <w:szCs w:val="26"/>
+        </w:rPr>
+        <w:t xml:space="preserve"> наиболее </w:t>
       </w:r>
       <w:proofErr w:type="spellStart"/>
       <w:r>
         <w:rPr>
           <w:rFonts w:ascii="Times New Roman" w:hAnsi="Times New Roman" w:cs="Times New Roman"/>
-          <w:bCs/>
-          <w:sz w:val="26"/>
-          <w:szCs w:val="26"/>
-          <w:lang w:val="en-US"/>
-        </w:rPr>
-        <w:t>LogisticRegression</w:t>
+          <w:sz w:val="26"/>
+          <w:szCs w:val="26"/>
+        </w:rPr>
+        <w:t>коррелируемый</w:t>
       </w:r>
       <w:proofErr w:type="spellEnd"/>
       <w:r>
@@ -2600,59 +2518,8 @@
           <w:sz w:val="26"/>
           <w:szCs w:val="26"/>
         </w:rPr>
-        <w:t xml:space="preserve">, </w:t>
-      </w:r>
-      <w:r>
-        <w:rPr>
-          <w:rFonts w:ascii="Times New Roman" w:hAnsi="Times New Roman" w:cs="Times New Roman"/>
-          <w:sz w:val="26"/>
-          <w:szCs w:val="26"/>
-        </w:rPr>
-        <w:t>используя</w:t>
-      </w:r>
-      <w:r>
-        <w:rPr>
-          <w:rFonts w:ascii="Times New Roman" w:hAnsi="Times New Roman" w:cs="Times New Roman"/>
-          <w:sz w:val="26"/>
-          <w:szCs w:val="26"/>
-        </w:rPr>
-        <w:t xml:space="preserve"> наиболее </w:t>
-      </w:r>
-      <w:proofErr w:type="spellStart"/>
-      <w:r>
-        <w:rPr>
-          <w:rFonts w:ascii="Times New Roman" w:hAnsi="Times New Roman" w:cs="Times New Roman"/>
-          <w:sz w:val="26"/>
-          <w:szCs w:val="26"/>
-        </w:rPr>
-        <w:t>коррелируемый</w:t>
-      </w:r>
-      <w:proofErr w:type="spellEnd"/>
-      <w:r>
-        <w:rPr>
-          <w:rFonts w:ascii="Times New Roman" w:hAnsi="Times New Roman" w:cs="Times New Roman"/>
-          <w:sz w:val="26"/>
-          <w:szCs w:val="26"/>
-        </w:rPr>
         <w:t xml:space="preserve"> с целевой переменной числовой признак (из пункта 2). </w:t>
       </w:r>
-    </w:p>
-    <w:p>
-      <w:pPr>
-        <w:pStyle w:val="a5"/>
-        <w:numPr>
-          <w:ilvl w:val="0"/>
-          <w:numId w:val="7"/>
-        </w:numPr>
-        <w:spacing w:after="0" w:line="240" w:lineRule="auto"/>
-        <w:ind w:left="0" w:firstLine="709"/>
-        <w:jc w:val="both"/>
-        <w:rPr>
-          <w:rFonts w:ascii="Times New Roman" w:hAnsi="Times New Roman" w:cs="Times New Roman"/>
-          <w:sz w:val="26"/>
-          <w:szCs w:val="26"/>
-        </w:rPr>
-      </w:pPr>
       <w:r>
         <w:rPr>
           <w:rFonts w:ascii="Times New Roman" w:hAnsi="Times New Roman" w:cs="Times New Roman"/>
